--- a/отчёт_1.docx
+++ b/отчёт_1.docx
@@ -186,7 +186,7 @@
           <w:sz w:val="32"/>
           <w:szCs w:val="36"/>
         </w:rPr>
-        <w:t>…</w:t>
+        <w:t>Методы минимизации функций одной переменной</w:t>
       </w:r>
       <w:r>
         <w:rPr>
@@ -211,7 +211,7 @@
           <w:sz w:val="32"/>
           <w:szCs w:val="36"/>
         </w:rPr>
-        <w:t>…</w:t>
+        <w:t>Теория принятия решений</w:t>
       </w:r>
       <w:r>
         <w:rPr>
@@ -308,7 +308,23 @@
           <w:szCs w:val="28"/>
           <w:u w:val="single"/>
         </w:rPr>
-        <w:t>ИСТ-23-1Б Радостев Кирилл Павлович</w:t>
+        <w:t xml:space="preserve">ИСТ-23-1Б </w:t>
+      </w:r>
+      <w:proofErr w:type="spellStart"/>
+      <w:r>
+        <w:rPr>
+          <w:szCs w:val="28"/>
+          <w:u w:val="single"/>
+        </w:rPr>
+        <w:t>Радостев</w:t>
+      </w:r>
+      <w:proofErr w:type="spellEnd"/>
+      <w:r>
+        <w:rPr>
+          <w:szCs w:val="28"/>
+          <w:u w:val="single"/>
+        </w:rPr>
+        <w:t xml:space="preserve"> Кирилл Павлович</w:t>
       </w:r>
       <w:r>
         <w:rPr>
@@ -380,7 +396,23 @@
           <w:szCs w:val="26"/>
           <w:u w:val="single"/>
         </w:rPr>
-        <w:t>…</w:t>
+        <w:t xml:space="preserve">доцент кафедры ВММБ </w:t>
+      </w:r>
+      <w:proofErr w:type="spellStart"/>
+      <w:r>
+        <w:rPr>
+          <w:szCs w:val="26"/>
+          <w:u w:val="single"/>
+        </w:rPr>
+        <w:t>Бояршинова</w:t>
+      </w:r>
+      <w:proofErr w:type="spellEnd"/>
+      <w:r>
+        <w:rPr>
+          <w:szCs w:val="26"/>
+          <w:u w:val="single"/>
+        </w:rPr>
+        <w:t xml:space="preserve"> Ирина Николаевна</w:t>
       </w:r>
       <w:r>
         <w:rPr>
@@ -497,7 +529,7 @@
           <w:r>
             <w:fldChar w:fldCharType="separate"/>
           </w:r>
-          <w:hyperlink w:anchor="_Toc209861173" w:history="1">
+          <w:hyperlink w:anchor="_Toc210122370" w:history="1">
             <w:r>
               <w:rPr>
                 <w:rStyle w:val="ab"/>
@@ -524,7 +556,143 @@
                 <w:noProof/>
                 <w:webHidden/>
               </w:rPr>
-              <w:instrText xml:space="preserve"> PAGEREF _Toc209861173 \h </w:instrText>
+              <w:instrText xml:space="preserve"> PAGEREF _Toc210122370 \h </w:instrText>
+            </w:r>
+            <w:r>
+              <w:rPr>
+                <w:noProof/>
+                <w:webHidden/>
+              </w:rPr>
+            </w:r>
+            <w:r>
+              <w:rPr>
+                <w:noProof/>
+                <w:webHidden/>
+              </w:rPr>
+              <w:fldChar w:fldCharType="separate"/>
+            </w:r>
+            <w:r>
+              <w:rPr>
+                <w:noProof/>
+                <w:webHidden/>
+              </w:rPr>
+              <w:t>3</w:t>
+            </w:r>
+            <w:r>
+              <w:rPr>
+                <w:noProof/>
+                <w:webHidden/>
+              </w:rPr>
+              <w:fldChar w:fldCharType="end"/>
+            </w:r>
+          </w:hyperlink>
+        </w:p>
+        <w:p>
+          <w:pPr>
+            <w:pStyle w:val="11"/>
+            <w:rPr>
+              <w:rFonts w:asciiTheme="minorHAnsi" w:eastAsiaTheme="minorEastAsia" w:hAnsiTheme="minorHAnsi" w:cstheme="minorBidi"/>
+              <w:noProof/>
+              <w:sz w:val="22"/>
+              <w:szCs w:val="22"/>
+            </w:rPr>
+          </w:pPr>
+          <w:hyperlink w:anchor="_Toc210122371" w:history="1">
+            <w:r>
+              <w:rPr>
+                <w:rStyle w:val="ab"/>
+                <w:noProof/>
+              </w:rPr>
+              <w:t>1. Метод нулевого порядка. Метод золотого сечения.</w:t>
+            </w:r>
+            <w:r>
+              <w:rPr>
+                <w:noProof/>
+                <w:webHidden/>
+              </w:rPr>
+              <w:tab/>
+            </w:r>
+            <w:r>
+              <w:rPr>
+                <w:noProof/>
+                <w:webHidden/>
+              </w:rPr>
+              <w:fldChar w:fldCharType="begin"/>
+            </w:r>
+            <w:r>
+              <w:rPr>
+                <w:noProof/>
+                <w:webHidden/>
+              </w:rPr>
+              <w:instrText xml:space="preserve"> PAGEREF _Toc210122371 \h </w:instrText>
+            </w:r>
+            <w:r>
+              <w:rPr>
+                <w:noProof/>
+                <w:webHidden/>
+              </w:rPr>
+            </w:r>
+            <w:r>
+              <w:rPr>
+                <w:noProof/>
+                <w:webHidden/>
+              </w:rPr>
+              <w:fldChar w:fldCharType="separate"/>
+            </w:r>
+            <w:r>
+              <w:rPr>
+                <w:noProof/>
+                <w:webHidden/>
+              </w:rPr>
+              <w:t>3</w:t>
+            </w:r>
+            <w:r>
+              <w:rPr>
+                <w:noProof/>
+                <w:webHidden/>
+              </w:rPr>
+              <w:fldChar w:fldCharType="end"/>
+            </w:r>
+          </w:hyperlink>
+        </w:p>
+        <w:p>
+          <w:pPr>
+            <w:pStyle w:val="11"/>
+            <w:rPr>
+              <w:rFonts w:asciiTheme="minorHAnsi" w:eastAsiaTheme="minorEastAsia" w:hAnsiTheme="minorHAnsi" w:cstheme="minorBidi"/>
+              <w:noProof/>
+              <w:sz w:val="22"/>
+              <w:szCs w:val="22"/>
+            </w:rPr>
+          </w:pPr>
+          <w:hyperlink w:anchor="_Toc210122372" w:history="1">
+            <w:r>
+              <w:rPr>
+                <w:rStyle w:val="ab"/>
+                <w:noProof/>
+              </w:rPr>
+              <w:t>2. Метод первого порядка. Метод касательных.</w:t>
+            </w:r>
+            <w:r>
+              <w:rPr>
+                <w:noProof/>
+                <w:webHidden/>
+              </w:rPr>
+              <w:tab/>
+            </w:r>
+            <w:r>
+              <w:rPr>
+                <w:noProof/>
+                <w:webHidden/>
+              </w:rPr>
+              <w:fldChar w:fldCharType="begin"/>
+            </w:r>
+            <w:r>
+              <w:rPr>
+                <w:noProof/>
+                <w:webHidden/>
+              </w:rPr>
+              <w:instrText xml:space="preserve"> PAGEREF _Toc210122372 \h </w:instrText>
             </w:r>
             <w:r>
               <w:rPr>
@@ -545,6 +713,142 @@
                 <w:webHidden/>
               </w:rPr>
               <w:t>4</w:t>
+            </w:r>
+            <w:r>
+              <w:rPr>
+                <w:noProof/>
+                <w:webHidden/>
+              </w:rPr>
+              <w:fldChar w:fldCharType="end"/>
+            </w:r>
+          </w:hyperlink>
+        </w:p>
+        <w:p>
+          <w:pPr>
+            <w:pStyle w:val="11"/>
+            <w:rPr>
+              <w:rFonts w:asciiTheme="minorHAnsi" w:eastAsiaTheme="minorEastAsia" w:hAnsiTheme="minorHAnsi" w:cstheme="minorBidi"/>
+              <w:noProof/>
+              <w:sz w:val="22"/>
+              <w:szCs w:val="22"/>
+            </w:rPr>
+          </w:pPr>
+          <w:hyperlink w:anchor="_Toc210122373" w:history="1">
+            <w:r>
+              <w:rPr>
+                <w:rStyle w:val="ab"/>
+                <w:noProof/>
+              </w:rPr>
+              <w:t>3. Метод второго порядка. Метод Ньютона (парабол).</w:t>
+            </w:r>
+            <w:r>
+              <w:rPr>
+                <w:noProof/>
+                <w:webHidden/>
+              </w:rPr>
+              <w:tab/>
+            </w:r>
+            <w:r>
+              <w:rPr>
+                <w:noProof/>
+                <w:webHidden/>
+              </w:rPr>
+              <w:fldChar w:fldCharType="begin"/>
+            </w:r>
+            <w:r>
+              <w:rPr>
+                <w:noProof/>
+                <w:webHidden/>
+              </w:rPr>
+              <w:instrText xml:space="preserve"> PAGEREF _Toc210122373 \h </w:instrText>
+            </w:r>
+            <w:r>
+              <w:rPr>
+                <w:noProof/>
+                <w:webHidden/>
+              </w:rPr>
+            </w:r>
+            <w:r>
+              <w:rPr>
+                <w:noProof/>
+                <w:webHidden/>
+              </w:rPr>
+              <w:fldChar w:fldCharType="separate"/>
+            </w:r>
+            <w:r>
+              <w:rPr>
+                <w:noProof/>
+                <w:webHidden/>
+              </w:rPr>
+              <w:t>5</w:t>
+            </w:r>
+            <w:r>
+              <w:rPr>
+                <w:noProof/>
+                <w:webHidden/>
+              </w:rPr>
+              <w:fldChar w:fldCharType="end"/>
+            </w:r>
+          </w:hyperlink>
+        </w:p>
+        <w:p>
+          <w:pPr>
+            <w:pStyle w:val="11"/>
+            <w:rPr>
+              <w:rFonts w:asciiTheme="minorHAnsi" w:eastAsiaTheme="minorEastAsia" w:hAnsiTheme="minorHAnsi" w:cstheme="minorBidi"/>
+              <w:noProof/>
+              <w:sz w:val="22"/>
+              <w:szCs w:val="22"/>
+            </w:rPr>
+          </w:pPr>
+          <w:hyperlink w:anchor="_Toc210122374" w:history="1">
+            <w:r>
+              <w:rPr>
+                <w:rStyle w:val="ab"/>
+                <w:noProof/>
+              </w:rPr>
+              <w:t>Заключение</w:t>
+            </w:r>
+            <w:r>
+              <w:rPr>
+                <w:noProof/>
+                <w:webHidden/>
+              </w:rPr>
+              <w:tab/>
+            </w:r>
+            <w:r>
+              <w:rPr>
+                <w:noProof/>
+                <w:webHidden/>
+              </w:rPr>
+              <w:fldChar w:fldCharType="begin"/>
+            </w:r>
+            <w:r>
+              <w:rPr>
+                <w:noProof/>
+                <w:webHidden/>
+              </w:rPr>
+              <w:instrText xml:space="preserve"> PAGEREF _Toc210122374 \h </w:instrText>
+            </w:r>
+            <w:r>
+              <w:rPr>
+                <w:noProof/>
+                <w:webHidden/>
+              </w:rPr>
+            </w:r>
+            <w:r>
+              <w:rPr>
+                <w:noProof/>
+                <w:webHidden/>
+              </w:rPr>
+              <w:fldChar w:fldCharType="separate"/>
+            </w:r>
+            <w:r>
+              <w:rPr>
+                <w:noProof/>
+                <w:webHidden/>
+              </w:rPr>
+              <w:t>6</w:t>
             </w:r>
             <w:r>
               <w:rPr>
@@ -602,20 +906,25 @@
     <w:p/>
     <w:p/>
     <w:p/>
-    <w:p/>
-    <w:p/>
-    <w:p/>
-    <w:p/>
-    <w:p/>
-    <w:p/>
-    <w:p/>
-    <w:p/>
     <w:p>
       <w:pPr>
         <w:pStyle w:val="1"/>
-      </w:pPr>
-      <w:bookmarkStart w:id="0" w:name="_Toc209861173"/>
-      <w:r>
+        <w:tabs>
+          <w:tab w:val="left" w:pos="5153"/>
+        </w:tabs>
+        <w:jc w:val="left"/>
+      </w:pPr>
+      <w:r>
+        <w:tab/>
+      </w:r>
+    </w:p>
+    <w:p>
+      <w:pPr>
+        <w:pStyle w:val="1"/>
+      </w:pPr>
+      <w:bookmarkStart w:id="0" w:name="_Toc210122370"/>
+      <w:r>
+        <w:lastRenderedPageBreak/>
         <w:t>Постановка задачи</w:t>
       </w:r>
       <w:bookmarkEnd w:id="0"/>
@@ -702,6 +1011,7 @@
       <w:r>
         <w:t xml:space="preserve">Необходимо найти точку минимума </w:t>
       </w:r>
+      <w:proofErr w:type="spellStart"/>
       <w:r>
         <w:rPr>
           <w:lang w:val="en-US"/>
@@ -715,6 +1025,7 @@
         </w:rPr>
         <w:t>min</w:t>
       </w:r>
+      <w:proofErr w:type="spellEnd"/>
       <w:r>
         <w:t xml:space="preserve"> </w:t>
       </w:r>
@@ -730,6 +1041,7 @@
       <w:r>
         <w:t>(</w:t>
       </w:r>
+      <w:proofErr w:type="spellStart"/>
       <w:r>
         <w:rPr>
           <w:lang w:val="en-US"/>
@@ -743,6 +1055,7 @@
         </w:rPr>
         <w:t>min</w:t>
       </w:r>
+      <w:proofErr w:type="spellEnd"/>
       <w:r>
         <w:t>)</w:t>
       </w:r>
@@ -767,9 +1080,11 @@
       <w:pPr>
         <w:pStyle w:val="1"/>
       </w:pPr>
+      <w:bookmarkStart w:id="1" w:name="_Toc210122371"/>
       <w:r>
         <w:t>1. Метод нулевого порядка. Метод золотого сечения.</w:t>
       </w:r>
+      <w:bookmarkEnd w:id="1"/>
     </w:p>
     <w:p>
       <w:pPr>
@@ -894,6 +1209,7 @@
         </w:rPr>
         <w:t xml:space="preserve"> (x-</w:t>
       </w:r>
+      <w:proofErr w:type="gramStart"/>
       <w:r>
         <w:rPr>
           <w:color w:val="098658"/>
@@ -908,7 +1224,16 @@
           <w:szCs w:val="28"/>
           <w:lang w:val="en-US"/>
         </w:rPr>
-        <w:t>)**</w:t>
+        <w:t>)*</w:t>
+      </w:r>
+      <w:proofErr w:type="gramEnd"/>
+      <w:r>
+        <w:rPr>
+          <w:color w:val="000000"/>
+          <w:szCs w:val="28"/>
+          <w:lang w:val="en-US"/>
+        </w:rPr>
+        <w:t>*</w:t>
       </w:r>
       <w:r>
         <w:rPr>
@@ -966,7 +1291,43 @@
           <w:szCs w:val="28"/>
           <w:lang w:val="en-US"/>
         </w:rPr>
-        <w:t xml:space="preserve"> gold_method(a: int, b: int, eps=</w:t>
+        <w:t xml:space="preserve"> </w:t>
+      </w:r>
+      <w:proofErr w:type="spellStart"/>
+      <w:r>
+        <w:rPr>
+          <w:color w:val="000000"/>
+          <w:szCs w:val="28"/>
+          <w:lang w:val="en-US"/>
+        </w:rPr>
+        <w:t>gold_</w:t>
+      </w:r>
+      <w:proofErr w:type="gramStart"/>
+      <w:r>
+        <w:rPr>
+          <w:color w:val="000000"/>
+          <w:szCs w:val="28"/>
+          <w:lang w:val="en-US"/>
+        </w:rPr>
+        <w:t>method</w:t>
+      </w:r>
+      <w:proofErr w:type="spellEnd"/>
+      <w:r>
+        <w:rPr>
+          <w:color w:val="000000"/>
+          <w:szCs w:val="28"/>
+          <w:lang w:val="en-US"/>
+        </w:rPr>
+        <w:t>(</w:t>
+      </w:r>
+      <w:proofErr w:type="gramEnd"/>
+      <w:r>
+        <w:rPr>
+          <w:color w:val="000000"/>
+          <w:szCs w:val="28"/>
+          <w:lang w:val="en-US"/>
+        </w:rPr>
+        <w:t>a: int, b: int, eps=</w:t>
       </w:r>
       <w:r>
         <w:rPr>
@@ -1010,6 +1371,7 @@
         <w:rPr>
           <w:color w:val="000000"/>
           <w:szCs w:val="28"/>
+          <w:lang w:val="en-US"/>
         </w:rPr>
       </w:pPr>
       <w:r>
@@ -1024,6 +1386,7 @@
         <w:rPr>
           <w:color w:val="000000"/>
           <w:szCs w:val="28"/>
+          <w:lang w:val="en-US"/>
         </w:rPr>
         <w:t xml:space="preserve">count = </w:t>
       </w:r>
@@ -1031,6 +1394,7 @@
         <w:rPr>
           <w:color w:val="098658"/>
           <w:szCs w:val="28"/>
+          <w:lang w:val="en-US"/>
         </w:rPr>
         <w:t>0</w:t>
       </w:r>
@@ -1044,12 +1408,14 @@
         <w:rPr>
           <w:color w:val="000000"/>
           <w:szCs w:val="28"/>
-        </w:rPr>
-      </w:pPr>
-      <w:r>
-        <w:rPr>
-          <w:color w:val="000000"/>
-          <w:szCs w:val="28"/>
+          <w:lang w:val="en-US"/>
+        </w:rPr>
+      </w:pPr>
+      <w:r>
+        <w:rPr>
+          <w:color w:val="000000"/>
+          <w:szCs w:val="28"/>
+          <w:lang w:val="en-US"/>
         </w:rPr>
         <w:t>    phi = (</w:t>
       </w:r>
@@ -1057,6 +1423,7 @@
         <w:rPr>
           <w:color w:val="098658"/>
           <w:szCs w:val="28"/>
+          <w:lang w:val="en-US"/>
         </w:rPr>
         <w:t>1</w:t>
       </w:r>
@@ -1064,13 +1431,35 @@
         <w:rPr>
           <w:color w:val="000000"/>
           <w:szCs w:val="28"/>
-        </w:rPr>
-        <w:t xml:space="preserve"> + m.sqrt(</w:t>
+          <w:lang w:val="en-US"/>
+        </w:rPr>
+        <w:t xml:space="preserve"> + </w:t>
+      </w:r>
+      <w:proofErr w:type="spellStart"/>
+      <w:proofErr w:type="gramStart"/>
+      <w:r>
+        <w:rPr>
+          <w:color w:val="000000"/>
+          <w:szCs w:val="28"/>
+          <w:lang w:val="en-US"/>
+        </w:rPr>
+        <w:t>m.sqrt</w:t>
+      </w:r>
+      <w:proofErr w:type="spellEnd"/>
+      <w:proofErr w:type="gramEnd"/>
+      <w:r>
+        <w:rPr>
+          <w:color w:val="000000"/>
+          <w:szCs w:val="28"/>
+          <w:lang w:val="en-US"/>
+        </w:rPr>
+        <w:t>(</w:t>
       </w:r>
       <w:r>
         <w:rPr>
           <w:color w:val="098658"/>
           <w:szCs w:val="28"/>
+          <w:lang w:val="en-US"/>
         </w:rPr>
         <w:t>5</w:t>
       </w:r>
@@ -1078,6 +1467,7 @@
         <w:rPr>
           <w:color w:val="000000"/>
           <w:szCs w:val="28"/>
+          <w:lang w:val="en-US"/>
         </w:rPr>
         <w:t xml:space="preserve">)) / </w:t>
       </w:r>
@@ -1085,6 +1475,7 @@
         <w:rPr>
           <w:color w:val="098658"/>
           <w:szCs w:val="28"/>
+          <w:lang w:val="en-US"/>
         </w:rPr>
         <w:t>2</w:t>
       </w:r>
@@ -1098,12 +1489,14 @@
         <w:rPr>
           <w:color w:val="000000"/>
           <w:szCs w:val="28"/>
-        </w:rPr>
-      </w:pPr>
-      <w:r>
-        <w:rPr>
-          <w:color w:val="000000"/>
-          <w:szCs w:val="28"/>
+          <w:lang w:val="en-US"/>
+        </w:rPr>
+      </w:pPr>
+      <w:r>
+        <w:rPr>
+          <w:color w:val="000000"/>
+          <w:szCs w:val="28"/>
+          <w:lang w:val="en-US"/>
         </w:rPr>
         <w:t>   </w:t>
       </w:r>
@@ -1124,6 +1517,7 @@
         <w:rPr>
           <w:color w:val="000000"/>
           <w:szCs w:val="28"/>
+          <w:lang w:val="en-US"/>
         </w:rPr>
         <w:t xml:space="preserve">    </w:t>
       </w:r>
@@ -1246,18 +1640,37 @@
           <w:szCs w:val="28"/>
           <w:lang w:val="en-US"/>
         </w:rPr>
-        <w:t xml:space="preserve"> abs(b - a) &gt; eps:</w:t>
-      </w:r>
-    </w:p>
-    <w:p>
-      <w:pPr>
-        <w:shd w:val="clear" w:color="auto" w:fill="FFFFFF"/>
-        <w:spacing w:line="330" w:lineRule="atLeast"/>
-        <w:ind w:firstLine="0"/>
-        <w:jc w:val="left"/>
-        <w:rPr>
-          <w:color w:val="000000"/>
-          <w:szCs w:val="28"/>
+        <w:t xml:space="preserve"> </w:t>
+      </w:r>
+      <w:proofErr w:type="gramStart"/>
+      <w:r>
+        <w:rPr>
+          <w:color w:val="000000"/>
+          <w:szCs w:val="28"/>
+          <w:lang w:val="en-US"/>
+        </w:rPr>
+        <w:t>abs(</w:t>
+      </w:r>
+      <w:proofErr w:type="gramEnd"/>
+      <w:r>
+        <w:rPr>
+          <w:color w:val="000000"/>
+          <w:szCs w:val="28"/>
+          <w:lang w:val="en-US"/>
+        </w:rPr>
+        <w:t>b - a) &gt; eps:</w:t>
+      </w:r>
+    </w:p>
+    <w:p>
+      <w:pPr>
+        <w:shd w:val="clear" w:color="auto" w:fill="FFFFFF"/>
+        <w:spacing w:line="330" w:lineRule="atLeast"/>
+        <w:ind w:firstLine="0"/>
+        <w:jc w:val="left"/>
+        <w:rPr>
+          <w:color w:val="000000"/>
+          <w:szCs w:val="28"/>
+          <w:lang w:val="en-US"/>
         </w:rPr>
       </w:pPr>
       <w:r>
@@ -1272,6 +1685,7 @@
         <w:rPr>
           <w:color w:val="000000"/>
           <w:szCs w:val="28"/>
+          <w:lang w:val="en-US"/>
         </w:rPr>
         <w:t xml:space="preserve">count += </w:t>
       </w:r>
@@ -1279,6 +1693,7 @@
         <w:rPr>
           <w:color w:val="098658"/>
           <w:szCs w:val="28"/>
+          <w:lang w:val="en-US"/>
         </w:rPr>
         <w:t>1</w:t>
       </w:r>
@@ -1292,12 +1707,14 @@
         <w:rPr>
           <w:color w:val="000000"/>
           <w:szCs w:val="28"/>
-        </w:rPr>
-      </w:pPr>
-      <w:r>
-        <w:rPr>
-          <w:color w:val="000000"/>
-          <w:szCs w:val="28"/>
+          <w:lang w:val="en-US"/>
+        </w:rPr>
+      </w:pPr>
+      <w:r>
+        <w:rPr>
+          <w:color w:val="000000"/>
+          <w:szCs w:val="28"/>
+          <w:lang w:val="en-US"/>
         </w:rPr>
         <w:t xml:space="preserve">        </w:t>
       </w:r>
@@ -1305,6 +1722,7 @@
         <w:rPr>
           <w:color w:val="0000FF"/>
           <w:szCs w:val="28"/>
+          <w:lang w:val="en-US"/>
         </w:rPr>
         <w:t>if</w:t>
       </w:r>
@@ -1312,6 +1730,7 @@
         <w:rPr>
           <w:color w:val="000000"/>
           <w:szCs w:val="28"/>
+          <w:lang w:val="en-US"/>
         </w:rPr>
         <w:t xml:space="preserve"> f1 &lt; f2:</w:t>
       </w:r>
@@ -1325,12 +1744,14 @@
         <w:rPr>
           <w:color w:val="000000"/>
           <w:szCs w:val="28"/>
-        </w:rPr>
-      </w:pPr>
-      <w:r>
-        <w:rPr>
-          <w:color w:val="000000"/>
-          <w:szCs w:val="28"/>
+          <w:lang w:val="en-US"/>
+        </w:rPr>
+      </w:pPr>
+      <w:r>
+        <w:rPr>
+          <w:color w:val="000000"/>
+          <w:szCs w:val="28"/>
+          <w:lang w:val="en-US"/>
         </w:rPr>
         <w:t>            b = x2</w:t>
       </w:r>
@@ -1344,12 +1765,14 @@
         <w:rPr>
           <w:color w:val="000000"/>
           <w:szCs w:val="28"/>
-        </w:rPr>
-      </w:pPr>
-      <w:r>
-        <w:rPr>
-          <w:color w:val="000000"/>
-          <w:szCs w:val="28"/>
+          <w:lang w:val="en-US"/>
+        </w:rPr>
+      </w:pPr>
+      <w:r>
+        <w:rPr>
+          <w:color w:val="000000"/>
+          <w:szCs w:val="28"/>
+          <w:lang w:val="en-US"/>
         </w:rPr>
         <w:t>            x2 = x1  </w:t>
       </w:r>
@@ -1363,12 +1786,14 @@
         <w:rPr>
           <w:color w:val="000000"/>
           <w:szCs w:val="28"/>
-        </w:rPr>
-      </w:pPr>
-      <w:r>
-        <w:rPr>
-          <w:color w:val="000000"/>
-          <w:szCs w:val="28"/>
+          <w:lang w:val="en-US"/>
+        </w:rPr>
+      </w:pPr>
+      <w:r>
+        <w:rPr>
+          <w:color w:val="000000"/>
+          <w:szCs w:val="28"/>
+          <w:lang w:val="en-US"/>
         </w:rPr>
         <w:t>            f2 = f1  </w:t>
       </w:r>
@@ -1432,6 +1857,7 @@
         <w:rPr>
           <w:color w:val="000000"/>
           <w:szCs w:val="28"/>
+          <w:lang w:val="en-US"/>
         </w:rPr>
       </w:pPr>
       <w:r>
@@ -1446,6 +1872,7 @@
         <w:rPr>
           <w:color w:val="0000FF"/>
           <w:szCs w:val="28"/>
+          <w:lang w:val="en-US"/>
         </w:rPr>
         <w:t>else</w:t>
       </w:r>
@@ -1453,6 +1880,7 @@
         <w:rPr>
           <w:color w:val="000000"/>
           <w:szCs w:val="28"/>
+          <w:lang w:val="en-US"/>
         </w:rPr>
         <w:t>:</w:t>
       </w:r>
@@ -1466,12 +1894,14 @@
         <w:rPr>
           <w:color w:val="000000"/>
           <w:szCs w:val="28"/>
-        </w:rPr>
-      </w:pPr>
-      <w:r>
-        <w:rPr>
-          <w:color w:val="000000"/>
-          <w:szCs w:val="28"/>
+          <w:lang w:val="en-US"/>
+        </w:rPr>
+      </w:pPr>
+      <w:r>
+        <w:rPr>
+          <w:color w:val="000000"/>
+          <w:szCs w:val="28"/>
+          <w:lang w:val="en-US"/>
         </w:rPr>
         <w:t>            a = x1</w:t>
       </w:r>
@@ -1485,12 +1915,14 @@
         <w:rPr>
           <w:color w:val="000000"/>
           <w:szCs w:val="28"/>
-        </w:rPr>
-      </w:pPr>
-      <w:r>
-        <w:rPr>
-          <w:color w:val="000000"/>
-          <w:szCs w:val="28"/>
+          <w:lang w:val="en-US"/>
+        </w:rPr>
+      </w:pPr>
+      <w:r>
+        <w:rPr>
+          <w:color w:val="000000"/>
+          <w:szCs w:val="28"/>
+          <w:lang w:val="en-US"/>
         </w:rPr>
         <w:t>            x1 = x2  </w:t>
       </w:r>
@@ -1504,12 +1936,14 @@
         <w:rPr>
           <w:color w:val="000000"/>
           <w:szCs w:val="28"/>
-        </w:rPr>
-      </w:pPr>
-      <w:r>
-        <w:rPr>
-          <w:color w:val="000000"/>
-          <w:szCs w:val="28"/>
+          <w:lang w:val="en-US"/>
+        </w:rPr>
+      </w:pPr>
+      <w:r>
+        <w:rPr>
+          <w:color w:val="000000"/>
+          <w:szCs w:val="28"/>
+          <w:lang w:val="en-US"/>
         </w:rPr>
         <w:t>            f1 = f2  </w:t>
       </w:r>
@@ -1530,6 +1964,7 @@
         <w:rPr>
           <w:color w:val="000000"/>
           <w:szCs w:val="28"/>
+          <w:lang w:val="en-US"/>
         </w:rPr>
         <w:t xml:space="preserve">            </w:t>
       </w:r>
@@ -1551,6 +1986,7 @@
         <w:rPr>
           <w:color w:val="000000"/>
           <w:szCs w:val="28"/>
+          <w:lang w:val="en-US"/>
         </w:rPr>
       </w:pPr>
       <w:r>
@@ -1565,6 +2001,7 @@
         <w:rPr>
           <w:color w:val="000000"/>
           <w:szCs w:val="28"/>
+          <w:lang w:val="en-US"/>
         </w:rPr>
         <w:t>f2 = f(x2)</w:t>
       </w:r>
@@ -1578,12 +2015,14 @@
         <w:rPr>
           <w:color w:val="000000"/>
           <w:szCs w:val="28"/>
-        </w:rPr>
-      </w:pPr>
-      <w:r>
-        <w:rPr>
-          <w:color w:val="000000"/>
-          <w:szCs w:val="28"/>
+          <w:lang w:val="en-US"/>
+        </w:rPr>
+      </w:pPr>
+      <w:r>
+        <w:rPr>
+          <w:color w:val="000000"/>
+          <w:szCs w:val="28"/>
+          <w:lang w:val="en-US"/>
         </w:rPr>
         <w:t xml:space="preserve">            </w:t>
       </w:r>
@@ -1604,6 +2043,7 @@
         <w:rPr>
           <w:color w:val="000000"/>
           <w:szCs w:val="28"/>
+          <w:lang w:val="en-US"/>
         </w:rPr>
         <w:t xml:space="preserve">    </w:t>
       </w:r>
@@ -1665,18 +2105,57 @@
           <w:lang w:val="en-US"/>
         </w:rPr>
       </w:pPr>
-      <w:r>
-        <w:rPr>
-          <w:color w:val="000000"/>
-          <w:szCs w:val="28"/>
-          <w:lang w:val="en-US"/>
-        </w:rPr>
-        <w:t>xmin, count = gold_method(</w:t>
-      </w:r>
-      <w:r>
-        <w:rPr>
-          <w:color w:val="000000"/>
-          <w:szCs w:val="28"/>
+      <w:proofErr w:type="spellStart"/>
+      <w:r>
+        <w:rPr>
+          <w:color w:val="000000"/>
+          <w:szCs w:val="28"/>
+          <w:lang w:val="en-US"/>
+        </w:rPr>
+        <w:t>xmin</w:t>
+      </w:r>
+      <w:proofErr w:type="spellEnd"/>
+      <w:r>
+        <w:rPr>
+          <w:color w:val="000000"/>
+          <w:szCs w:val="28"/>
+          <w:lang w:val="en-US"/>
+        </w:rPr>
+        <w:t xml:space="preserve">, count = </w:t>
+      </w:r>
+      <w:proofErr w:type="spellStart"/>
+      <w:r>
+        <w:rPr>
+          <w:color w:val="000000"/>
+          <w:szCs w:val="28"/>
+          <w:lang w:val="en-US"/>
+        </w:rPr>
+        <w:t>gold_</w:t>
+      </w:r>
+      <w:proofErr w:type="gramStart"/>
+      <w:r>
+        <w:rPr>
+          <w:color w:val="000000"/>
+          <w:szCs w:val="28"/>
+          <w:lang w:val="en-US"/>
+        </w:rPr>
+        <w:t>method</w:t>
+      </w:r>
+      <w:proofErr w:type="spellEnd"/>
+      <w:r>
+        <w:rPr>
+          <w:color w:val="000000"/>
+          <w:szCs w:val="28"/>
+          <w:lang w:val="en-US"/>
+        </w:rPr>
+        <w:t>(</w:t>
+      </w:r>
+      <w:proofErr w:type="gramEnd"/>
+      <w:r>
+        <w:rPr>
+          <w:color w:val="000000"/>
+          <w:szCs w:val="28"/>
+          <w:lang w:val="en-US"/>
         </w:rPr>
         <w:t>3</w:t>
       </w:r>
@@ -1692,6 +2171,7 @@
         <w:rPr>
           <w:color w:val="000000"/>
           <w:szCs w:val="28"/>
+          <w:lang w:val="en-US"/>
         </w:rPr>
         <w:t>5</w:t>
       </w:r>
@@ -1728,13 +2208,24 @@
           <w:szCs w:val="28"/>
         </w:rPr>
       </w:pPr>
-      <w:r>
-        <w:rPr>
-          <w:color w:val="000000"/>
-          <w:szCs w:val="28"/>
-        </w:rPr>
-        <w:t>print(</w:t>
-      </w:r>
+      <w:proofErr w:type="spellStart"/>
+      <w:proofErr w:type="gramStart"/>
+      <w:r>
+        <w:rPr>
+          <w:color w:val="000000"/>
+          <w:szCs w:val="28"/>
+        </w:rPr>
+        <w:t>print</w:t>
+      </w:r>
+      <w:proofErr w:type="spellEnd"/>
+      <w:r>
+        <w:rPr>
+          <w:color w:val="000000"/>
+          <w:szCs w:val="28"/>
+        </w:rPr>
+        <w:t>(</w:t>
+      </w:r>
+      <w:proofErr w:type="gramEnd"/>
       <w:r>
         <w:rPr>
           <w:color w:val="A31515"/>
@@ -1761,13 +2252,24 @@
           <w:szCs w:val="28"/>
         </w:rPr>
       </w:pPr>
-      <w:r>
-        <w:rPr>
-          <w:color w:val="000000"/>
-          <w:szCs w:val="28"/>
-        </w:rPr>
-        <w:t>print(</w:t>
-      </w:r>
+      <w:proofErr w:type="spellStart"/>
+      <w:proofErr w:type="gramStart"/>
+      <w:r>
+        <w:rPr>
+          <w:color w:val="000000"/>
+          <w:szCs w:val="28"/>
+        </w:rPr>
+        <w:t>print</w:t>
+      </w:r>
+      <w:proofErr w:type="spellEnd"/>
+      <w:r>
+        <w:rPr>
+          <w:color w:val="000000"/>
+          <w:szCs w:val="28"/>
+        </w:rPr>
+        <w:t>(</w:t>
+      </w:r>
+      <w:proofErr w:type="gramEnd"/>
       <w:r>
         <w:rPr>
           <w:color w:val="A31515"/>
@@ -1794,13 +2296,23 @@
           <w:szCs w:val="28"/>
         </w:rPr>
       </w:pPr>
-      <w:r>
-        <w:rPr>
-          <w:color w:val="000000"/>
-          <w:szCs w:val="28"/>
-        </w:rPr>
-        <w:t>print(</w:t>
-      </w:r>
+      <w:proofErr w:type="spellStart"/>
+      <w:r>
+        <w:rPr>
+          <w:color w:val="000000"/>
+          <w:szCs w:val="28"/>
+        </w:rPr>
+        <w:t>print</w:t>
+      </w:r>
+      <w:proofErr w:type="spellEnd"/>
+      <w:r>
+        <w:rPr>
+          <w:color w:val="000000"/>
+          <w:szCs w:val="28"/>
+        </w:rPr>
+        <w:t>(</w:t>
+      </w:r>
+      <w:proofErr w:type="spellStart"/>
       <w:r>
         <w:rPr>
           <w:color w:val="0000FF"/>
@@ -1813,7 +2325,15 @@
           <w:color w:val="A31515"/>
           <w:szCs w:val="28"/>
         </w:rPr>
-        <w:t>'Xmin=</w:t>
+        <w:t>'Xmin</w:t>
+      </w:r>
+      <w:proofErr w:type="spellEnd"/>
+      <w:r>
+        <w:rPr>
+          <w:color w:val="A31515"/>
+          <w:szCs w:val="28"/>
+        </w:rPr>
+        <w:t>=</w:t>
       </w:r>
       <w:r>
         <w:rPr>
@@ -1841,14 +2361,46 @@
           <w:color w:val="A31515"/>
           <w:szCs w:val="28"/>
         </w:rPr>
-        <w:t>, f(xmin)=</w:t>
-      </w:r>
-      <w:r>
-        <w:rPr>
-          <w:color w:val="000000"/>
-          <w:szCs w:val="28"/>
-        </w:rPr>
-        <w:t>{f(xmin)</w:t>
+        <w:t>, f(</w:t>
+      </w:r>
+      <w:proofErr w:type="spellStart"/>
+      <w:r>
+        <w:rPr>
+          <w:color w:val="A31515"/>
+          <w:szCs w:val="28"/>
+        </w:rPr>
+        <w:t>xmin</w:t>
+      </w:r>
+      <w:proofErr w:type="spellEnd"/>
+      <w:r>
+        <w:rPr>
+          <w:color w:val="A31515"/>
+          <w:szCs w:val="28"/>
+        </w:rPr>
+        <w:t>)=</w:t>
+      </w:r>
+      <w:r>
+        <w:rPr>
+          <w:color w:val="000000"/>
+          <w:szCs w:val="28"/>
+        </w:rPr>
+        <w:t>{f(</w:t>
+      </w:r>
+      <w:proofErr w:type="spellStart"/>
+      <w:r>
+        <w:rPr>
+          <w:color w:val="000000"/>
+          <w:szCs w:val="28"/>
+        </w:rPr>
+        <w:t>xmin</w:t>
+      </w:r>
+      <w:proofErr w:type="spellEnd"/>
+      <w:r>
+        <w:rPr>
+          <w:color w:val="000000"/>
+          <w:szCs w:val="28"/>
+        </w:rPr>
+        <w:t>)</w:t>
       </w:r>
       <w:r>
         <w:rPr>
@@ -1869,20 +2421,52 @@
           <w:color w:val="A31515"/>
           <w:szCs w:val="28"/>
         </w:rPr>
-        <w:t>, count=</w:t>
-      </w:r>
-      <w:r>
-        <w:rPr>
-          <w:color w:val="000000"/>
-          <w:szCs w:val="28"/>
-        </w:rPr>
-        <w:t>{count}</w:t>
-      </w:r>
+        <w:t xml:space="preserve">, </w:t>
+      </w:r>
+      <w:proofErr w:type="spellStart"/>
       <w:r>
         <w:rPr>
           <w:color w:val="A31515"/>
           <w:szCs w:val="28"/>
         </w:rPr>
+        <w:t>count</w:t>
+      </w:r>
+      <w:proofErr w:type="spellEnd"/>
+      <w:r>
+        <w:rPr>
+          <w:color w:val="A31515"/>
+          <w:szCs w:val="28"/>
+        </w:rPr>
+        <w:t>=</w:t>
+      </w:r>
+      <w:r>
+        <w:rPr>
+          <w:color w:val="000000"/>
+          <w:szCs w:val="28"/>
+        </w:rPr>
+        <w:t>{</w:t>
+      </w:r>
+      <w:proofErr w:type="spellStart"/>
+      <w:r>
+        <w:rPr>
+          <w:color w:val="000000"/>
+          <w:szCs w:val="28"/>
+        </w:rPr>
+        <w:t>count</w:t>
+      </w:r>
+      <w:proofErr w:type="spellEnd"/>
+      <w:r>
+        <w:rPr>
+          <w:color w:val="000000"/>
+          <w:szCs w:val="28"/>
+        </w:rPr>
+        <w:t>}</w:t>
+      </w:r>
+      <w:r>
+        <w:rPr>
+          <w:color w:val="A31515"/>
+          <w:szCs w:val="28"/>
+        </w:rPr>
         <w:t>'</w:t>
       </w:r>
       <w:r>
@@ -1904,14 +2488,24 @@
           <w:szCs w:val="28"/>
         </w:rPr>
       </w:pPr>
-      <w:r>
-        <w:rPr>
-          <w:color w:val="000000"/>
-          <w:szCs w:val="28"/>
-        </w:rPr>
-        <w:lastRenderedPageBreak/>
-        <w:t>print(</w:t>
-      </w:r>
+      <w:proofErr w:type="spellStart"/>
+      <w:proofErr w:type="gramStart"/>
+      <w:r>
+        <w:rPr>
+          <w:color w:val="000000"/>
+          <w:szCs w:val="28"/>
+        </w:rPr>
+        <w:t>print</w:t>
+      </w:r>
+      <w:proofErr w:type="spellEnd"/>
+      <w:r>
+        <w:rPr>
+          <w:color w:val="000000"/>
+          <w:szCs w:val="28"/>
+        </w:rPr>
+        <w:t>(</w:t>
+      </w:r>
+      <w:proofErr w:type="gramEnd"/>
       <w:r>
         <w:rPr>
           <w:color w:val="A31515"/>
@@ -1975,6 +2569,7 @@
       </w:pPr>
       <w:r>
         <w:rPr>
+          <w:noProof/>
           <w:color w:val="000000"/>
           <w:szCs w:val="28"/>
         </w:rPr>
@@ -2020,9 +2615,11 @@
       <w:pPr>
         <w:pStyle w:val="1"/>
       </w:pPr>
+      <w:bookmarkStart w:id="2" w:name="_Toc210122372"/>
       <w:r>
         <w:t>2. Метод первого порядка. Метод касательных.</w:t>
       </w:r>
+      <w:bookmarkEnd w:id="2"/>
     </w:p>
     <w:p>
       <w:pPr>
@@ -2147,6 +2744,7 @@
         </w:rPr>
         <w:t xml:space="preserve"> (x-</w:t>
       </w:r>
+      <w:proofErr w:type="gramStart"/>
       <w:r>
         <w:rPr>
           <w:color w:val="098658"/>
@@ -2161,7 +2759,16 @@
           <w:szCs w:val="28"/>
           <w:lang w:val="en-US"/>
         </w:rPr>
-        <w:t>)**</w:t>
+        <w:t>)*</w:t>
+      </w:r>
+      <w:proofErr w:type="gramEnd"/>
+      <w:r>
+        <w:rPr>
+          <w:color w:val="000000"/>
+          <w:szCs w:val="28"/>
+          <w:lang w:val="en-US"/>
+        </w:rPr>
+        <w:t>*</w:t>
       </w:r>
       <w:r>
         <w:rPr>
@@ -2219,7 +2826,25 @@
           <w:szCs w:val="28"/>
           <w:lang w:val="en-US"/>
         </w:rPr>
-        <w:t xml:space="preserve"> f_dx(x):</w:t>
+        <w:t xml:space="preserve"> </w:t>
+      </w:r>
+      <w:proofErr w:type="spellStart"/>
+      <w:r>
+        <w:rPr>
+          <w:color w:val="000000"/>
+          <w:szCs w:val="28"/>
+          <w:lang w:val="en-US"/>
+        </w:rPr>
+        <w:t>f_dx</w:t>
+      </w:r>
+      <w:proofErr w:type="spellEnd"/>
+      <w:r>
+        <w:rPr>
+          <w:color w:val="000000"/>
+          <w:szCs w:val="28"/>
+          <w:lang w:val="en-US"/>
+        </w:rPr>
+        <w:t>(x):</w:t>
       </w:r>
     </w:p>
     <w:p>
@@ -2346,7 +2971,25 @@
           <w:szCs w:val="28"/>
           <w:lang w:val="en-US"/>
         </w:rPr>
-        <w:t xml:space="preserve"> tangent(x, x0):</w:t>
+        <w:t xml:space="preserve"> </w:t>
+      </w:r>
+      <w:proofErr w:type="gramStart"/>
+      <w:r>
+        <w:rPr>
+          <w:color w:val="000000"/>
+          <w:szCs w:val="28"/>
+          <w:lang w:val="en-US"/>
+        </w:rPr>
+        <w:t>tangent(</w:t>
+      </w:r>
+      <w:proofErr w:type="gramEnd"/>
+      <w:r>
+        <w:rPr>
+          <w:color w:val="000000"/>
+          <w:szCs w:val="28"/>
+          <w:lang w:val="en-US"/>
+        </w:rPr>
+        <w:t>x, x0):</w:t>
       </w:r>
     </w:p>
     <w:p>
@@ -2383,7 +3026,35 @@
           <w:szCs w:val="28"/>
           <w:lang w:val="en-US"/>
         </w:rPr>
-        <w:t xml:space="preserve"> f(x0)+f_dx(x0)*(x-x0)</w:t>
+        <w:t xml:space="preserve"> f(x</w:t>
+      </w:r>
+      <w:proofErr w:type="gramStart"/>
+      <w:r>
+        <w:rPr>
+          <w:color w:val="000000"/>
+          <w:szCs w:val="28"/>
+          <w:lang w:val="en-US"/>
+        </w:rPr>
+        <w:t>0)+</w:t>
+      </w:r>
+      <w:proofErr w:type="spellStart"/>
+      <w:proofErr w:type="gramEnd"/>
+      <w:r>
+        <w:rPr>
+          <w:color w:val="000000"/>
+          <w:szCs w:val="28"/>
+          <w:lang w:val="en-US"/>
+        </w:rPr>
+        <w:t>f_dx</w:t>
+      </w:r>
+      <w:proofErr w:type="spellEnd"/>
+      <w:r>
+        <w:rPr>
+          <w:color w:val="000000"/>
+          <w:szCs w:val="28"/>
+          <w:lang w:val="en-US"/>
+        </w:rPr>
+        <w:t>(x0)*(x-x0)</w:t>
       </w:r>
     </w:p>
     <w:p>
@@ -2425,7 +3096,43 @@
           <w:szCs w:val="28"/>
           <w:lang w:val="en-US"/>
         </w:rPr>
-        <w:t xml:space="preserve"> cross_line(a, b):</w:t>
+        <w:t xml:space="preserve"> </w:t>
+      </w:r>
+      <w:proofErr w:type="spellStart"/>
+      <w:r>
+        <w:rPr>
+          <w:color w:val="000000"/>
+          <w:szCs w:val="28"/>
+          <w:lang w:val="en-US"/>
+        </w:rPr>
+        <w:t>cross_</w:t>
+      </w:r>
+      <w:proofErr w:type="gramStart"/>
+      <w:r>
+        <w:rPr>
+          <w:color w:val="000000"/>
+          <w:szCs w:val="28"/>
+          <w:lang w:val="en-US"/>
+        </w:rPr>
+        <w:t>line</w:t>
+      </w:r>
+      <w:proofErr w:type="spellEnd"/>
+      <w:r>
+        <w:rPr>
+          <w:color w:val="000000"/>
+          <w:szCs w:val="28"/>
+          <w:lang w:val="en-US"/>
+        </w:rPr>
+        <w:t>(</w:t>
+      </w:r>
+      <w:proofErr w:type="gramEnd"/>
+      <w:r>
+        <w:rPr>
+          <w:color w:val="000000"/>
+          <w:szCs w:val="28"/>
+          <w:lang w:val="en-US"/>
+        </w:rPr>
+        <w:t>a, b):</w:t>
       </w:r>
     </w:p>
     <w:p>
@@ -2462,7 +3169,79 @@
           <w:szCs w:val="28"/>
           <w:lang w:val="en-US"/>
         </w:rPr>
-        <w:t xml:space="preserve"> (f(a)-f(b)-f_dx(a)*a+f_dx(b)*b)/(f_dx(b)-f_dx(a)) </w:t>
+        <w:t xml:space="preserve"> (f(a)-f(b)-</w:t>
+      </w:r>
+      <w:proofErr w:type="spellStart"/>
+      <w:r>
+        <w:rPr>
+          <w:color w:val="000000"/>
+          <w:szCs w:val="28"/>
+          <w:lang w:val="en-US"/>
+        </w:rPr>
+        <w:t>f_dx</w:t>
+      </w:r>
+      <w:proofErr w:type="spellEnd"/>
+      <w:r>
+        <w:rPr>
+          <w:color w:val="000000"/>
+          <w:szCs w:val="28"/>
+          <w:lang w:val="en-US"/>
+        </w:rPr>
+        <w:t>(a)*</w:t>
+      </w:r>
+      <w:proofErr w:type="spellStart"/>
+      <w:r>
+        <w:rPr>
+          <w:color w:val="000000"/>
+          <w:szCs w:val="28"/>
+          <w:lang w:val="en-US"/>
+        </w:rPr>
+        <w:t>a+f_dx</w:t>
+      </w:r>
+      <w:proofErr w:type="spellEnd"/>
+      <w:r>
+        <w:rPr>
+          <w:color w:val="000000"/>
+          <w:szCs w:val="28"/>
+          <w:lang w:val="en-US"/>
+        </w:rPr>
+        <w:t>(b)*b)/(</w:t>
+      </w:r>
+      <w:proofErr w:type="spellStart"/>
+      <w:r>
+        <w:rPr>
+          <w:color w:val="000000"/>
+          <w:szCs w:val="28"/>
+          <w:lang w:val="en-US"/>
+        </w:rPr>
+        <w:t>f_dx</w:t>
+      </w:r>
+      <w:proofErr w:type="spellEnd"/>
+      <w:r>
+        <w:rPr>
+          <w:color w:val="000000"/>
+          <w:szCs w:val="28"/>
+          <w:lang w:val="en-US"/>
+        </w:rPr>
+        <w:t>(b)-</w:t>
+      </w:r>
+      <w:proofErr w:type="spellStart"/>
+      <w:r>
+        <w:rPr>
+          <w:color w:val="000000"/>
+          <w:szCs w:val="28"/>
+          <w:lang w:val="en-US"/>
+        </w:rPr>
+        <w:t>f_dx</w:t>
+      </w:r>
+      <w:proofErr w:type="spellEnd"/>
+      <w:r>
+        <w:rPr>
+          <w:color w:val="000000"/>
+          <w:szCs w:val="28"/>
+          <w:lang w:val="en-US"/>
+        </w:rPr>
+        <w:t xml:space="preserve">(a)) </w:t>
       </w:r>
     </w:p>
     <w:p>
@@ -2525,7 +3304,43 @@
           <w:szCs w:val="28"/>
           <w:lang w:val="en-US"/>
         </w:rPr>
-        <w:t xml:space="preserve"> tangent_method(a, b, eps=</w:t>
+        <w:t xml:space="preserve"> </w:t>
+      </w:r>
+      <w:proofErr w:type="spellStart"/>
+      <w:r>
+        <w:rPr>
+          <w:color w:val="000000"/>
+          <w:szCs w:val="28"/>
+          <w:lang w:val="en-US"/>
+        </w:rPr>
+        <w:t>tangent_</w:t>
+      </w:r>
+      <w:proofErr w:type="gramStart"/>
+      <w:r>
+        <w:rPr>
+          <w:color w:val="000000"/>
+          <w:szCs w:val="28"/>
+          <w:lang w:val="en-US"/>
+        </w:rPr>
+        <w:t>method</w:t>
+      </w:r>
+      <w:proofErr w:type="spellEnd"/>
+      <w:r>
+        <w:rPr>
+          <w:color w:val="000000"/>
+          <w:szCs w:val="28"/>
+          <w:lang w:val="en-US"/>
+        </w:rPr>
+        <w:t>(</w:t>
+      </w:r>
+      <w:proofErr w:type="gramEnd"/>
+      <w:r>
+        <w:rPr>
+          <w:color w:val="000000"/>
+          <w:szCs w:val="28"/>
+          <w:lang w:val="en-US"/>
+        </w:rPr>
+        <w:t>a, b, eps=</w:t>
       </w:r>
       <w:r>
         <w:rPr>
@@ -2607,7 +3422,61 @@
           <w:szCs w:val="28"/>
           <w:lang w:val="en-US"/>
         </w:rPr>
-        <w:t xml:space="preserve">    x_m = cross_line(a, b) </w:t>
+        <w:t xml:space="preserve">    </w:t>
+      </w:r>
+      <w:proofErr w:type="spellStart"/>
+      <w:r>
+        <w:rPr>
+          <w:color w:val="000000"/>
+          <w:szCs w:val="28"/>
+          <w:lang w:val="en-US"/>
+        </w:rPr>
+        <w:t>x_m</w:t>
+      </w:r>
+      <w:proofErr w:type="spellEnd"/>
+      <w:r>
+        <w:rPr>
+          <w:color w:val="000000"/>
+          <w:szCs w:val="28"/>
+          <w:lang w:val="en-US"/>
+        </w:rPr>
+        <w:t xml:space="preserve"> = </w:t>
+      </w:r>
+      <w:proofErr w:type="spellStart"/>
+      <w:r>
+        <w:rPr>
+          <w:color w:val="000000"/>
+          <w:szCs w:val="28"/>
+          <w:lang w:val="en-US"/>
+        </w:rPr>
+        <w:t>cross_</w:t>
+      </w:r>
+      <w:proofErr w:type="gramStart"/>
+      <w:r>
+        <w:rPr>
+          <w:color w:val="000000"/>
+          <w:szCs w:val="28"/>
+          <w:lang w:val="en-US"/>
+        </w:rPr>
+        <w:t>line</w:t>
+      </w:r>
+      <w:proofErr w:type="spellEnd"/>
+      <w:r>
+        <w:rPr>
+          <w:color w:val="000000"/>
+          <w:szCs w:val="28"/>
+          <w:lang w:val="en-US"/>
+        </w:rPr>
+        <w:t>(</w:t>
+      </w:r>
+      <w:proofErr w:type="gramEnd"/>
+      <w:r>
+        <w:rPr>
+          <w:color w:val="000000"/>
+          <w:szCs w:val="28"/>
+          <w:lang w:val="en-US"/>
+        </w:rPr>
+        <w:t xml:space="preserve">a, b) </w:t>
       </w:r>
       <w:r>
         <w:rPr>
@@ -2636,7 +3505,79 @@
           <w:szCs w:val="28"/>
           <w:lang w:val="en-US"/>
         </w:rPr>
-        <w:t xml:space="preserve">    x_l = cross_line(a, x_m) </w:t>
+        <w:t xml:space="preserve">    </w:t>
+      </w:r>
+      <w:proofErr w:type="spellStart"/>
+      <w:r>
+        <w:rPr>
+          <w:color w:val="000000"/>
+          <w:szCs w:val="28"/>
+          <w:lang w:val="en-US"/>
+        </w:rPr>
+        <w:t>x_l</w:t>
+      </w:r>
+      <w:proofErr w:type="spellEnd"/>
+      <w:r>
+        <w:rPr>
+          <w:color w:val="000000"/>
+          <w:szCs w:val="28"/>
+          <w:lang w:val="en-US"/>
+        </w:rPr>
+        <w:t xml:space="preserve"> = </w:t>
+      </w:r>
+      <w:proofErr w:type="spellStart"/>
+      <w:r>
+        <w:rPr>
+          <w:color w:val="000000"/>
+          <w:szCs w:val="28"/>
+          <w:lang w:val="en-US"/>
+        </w:rPr>
+        <w:t>cross_</w:t>
+      </w:r>
+      <w:proofErr w:type="gramStart"/>
+      <w:r>
+        <w:rPr>
+          <w:color w:val="000000"/>
+          <w:szCs w:val="28"/>
+          <w:lang w:val="en-US"/>
+        </w:rPr>
+        <w:t>line</w:t>
+      </w:r>
+      <w:proofErr w:type="spellEnd"/>
+      <w:r>
+        <w:rPr>
+          <w:color w:val="000000"/>
+          <w:szCs w:val="28"/>
+          <w:lang w:val="en-US"/>
+        </w:rPr>
+        <w:t>(</w:t>
+      </w:r>
+      <w:proofErr w:type="gramEnd"/>
+      <w:r>
+        <w:rPr>
+          <w:color w:val="000000"/>
+          <w:szCs w:val="28"/>
+          <w:lang w:val="en-US"/>
+        </w:rPr>
+        <w:t xml:space="preserve">a, </w:t>
+      </w:r>
+      <w:proofErr w:type="spellStart"/>
+      <w:r>
+        <w:rPr>
+          <w:color w:val="000000"/>
+          <w:szCs w:val="28"/>
+          <w:lang w:val="en-US"/>
+        </w:rPr>
+        <w:t>x_m</w:t>
+      </w:r>
+      <w:proofErr w:type="spellEnd"/>
+      <w:r>
+        <w:rPr>
+          <w:color w:val="000000"/>
+          <w:szCs w:val="28"/>
+          <w:lang w:val="en-US"/>
+        </w:rPr>
+        <w:t xml:space="preserve">) </w:t>
       </w:r>
       <w:r>
         <w:rPr>
@@ -2665,7 +3606,71 @@
           <w:szCs w:val="28"/>
           <w:lang w:val="en-US"/>
         </w:rPr>
-        <w:t xml:space="preserve">    x_r = cross_line(x_m, b) </w:t>
+        <w:t xml:space="preserve">    </w:t>
+      </w:r>
+      <w:proofErr w:type="spellStart"/>
+      <w:r>
+        <w:rPr>
+          <w:color w:val="000000"/>
+          <w:szCs w:val="28"/>
+          <w:lang w:val="en-US"/>
+        </w:rPr>
+        <w:t>x_r</w:t>
+      </w:r>
+      <w:proofErr w:type="spellEnd"/>
+      <w:r>
+        <w:rPr>
+          <w:color w:val="000000"/>
+          <w:szCs w:val="28"/>
+          <w:lang w:val="en-US"/>
+        </w:rPr>
+        <w:t xml:space="preserve"> = </w:t>
+      </w:r>
+      <w:proofErr w:type="spellStart"/>
+      <w:r>
+        <w:rPr>
+          <w:color w:val="000000"/>
+          <w:szCs w:val="28"/>
+          <w:lang w:val="en-US"/>
+        </w:rPr>
+        <w:t>cross_</w:t>
+      </w:r>
+      <w:proofErr w:type="gramStart"/>
+      <w:r>
+        <w:rPr>
+          <w:color w:val="000000"/>
+          <w:szCs w:val="28"/>
+          <w:lang w:val="en-US"/>
+        </w:rPr>
+        <w:t>line</w:t>
+      </w:r>
+      <w:proofErr w:type="spellEnd"/>
+      <w:r>
+        <w:rPr>
+          <w:color w:val="000000"/>
+          <w:szCs w:val="28"/>
+          <w:lang w:val="en-US"/>
+        </w:rPr>
+        <w:t>(</w:t>
+      </w:r>
+      <w:proofErr w:type="spellStart"/>
+      <w:proofErr w:type="gramEnd"/>
+      <w:r>
+        <w:rPr>
+          <w:color w:val="000000"/>
+          <w:szCs w:val="28"/>
+          <w:lang w:val="en-US"/>
+        </w:rPr>
+        <w:t>x_m</w:t>
+      </w:r>
+      <w:proofErr w:type="spellEnd"/>
+      <w:r>
+        <w:rPr>
+          <w:color w:val="000000"/>
+          <w:szCs w:val="28"/>
+          <w:lang w:val="en-US"/>
+        </w:rPr>
+        <w:t xml:space="preserve">, b) </w:t>
       </w:r>
       <w:r>
         <w:rPr>
@@ -2726,7 +3731,53 @@
           <w:szCs w:val="28"/>
           <w:lang w:val="en-US"/>
         </w:rPr>
-        <w:t xml:space="preserve"> abs(f(x_m)-tangent(x_m, b)) &gt; eps:</w:t>
+        <w:t xml:space="preserve"> abs(f(</w:t>
+      </w:r>
+      <w:proofErr w:type="spellStart"/>
+      <w:r>
+        <w:rPr>
+          <w:color w:val="000000"/>
+          <w:szCs w:val="28"/>
+          <w:lang w:val="en-US"/>
+        </w:rPr>
+        <w:t>x_m</w:t>
+      </w:r>
+      <w:proofErr w:type="spellEnd"/>
+      <w:r>
+        <w:rPr>
+          <w:color w:val="000000"/>
+          <w:szCs w:val="28"/>
+          <w:lang w:val="en-US"/>
+        </w:rPr>
+        <w:t>)-</w:t>
+      </w:r>
+      <w:proofErr w:type="gramStart"/>
+      <w:r>
+        <w:rPr>
+          <w:color w:val="000000"/>
+          <w:szCs w:val="28"/>
+          <w:lang w:val="en-US"/>
+        </w:rPr>
+        <w:t>tangent(</w:t>
+      </w:r>
+      <w:proofErr w:type="spellStart"/>
+      <w:proofErr w:type="gramEnd"/>
+      <w:r>
+        <w:rPr>
+          <w:color w:val="000000"/>
+          <w:szCs w:val="28"/>
+          <w:lang w:val="en-US"/>
+        </w:rPr>
+        <w:t>x_m</w:t>
+      </w:r>
+      <w:proofErr w:type="spellEnd"/>
+      <w:r>
+        <w:rPr>
+          <w:color w:val="000000"/>
+          <w:szCs w:val="28"/>
+          <w:lang w:val="en-US"/>
+        </w:rPr>
+        <w:t>, b)) &gt; eps:</w:t>
       </w:r>
     </w:p>
     <w:p>
@@ -2763,91 +3814,345 @@
           <w:szCs w:val="28"/>
           <w:lang w:val="en-US"/>
         </w:rPr>
-        <w:t xml:space="preserve"> f(x_l) &lt; f(x_r):</w:t>
-      </w:r>
-    </w:p>
-    <w:p>
-      <w:pPr>
-        <w:shd w:val="clear" w:color="auto" w:fill="FFFFFF"/>
-        <w:spacing w:line="330" w:lineRule="atLeast"/>
-        <w:ind w:firstLine="0"/>
-        <w:jc w:val="left"/>
-        <w:rPr>
-          <w:color w:val="000000"/>
-          <w:szCs w:val="28"/>
-          <w:lang w:val="en-US"/>
-        </w:rPr>
-      </w:pPr>
-      <w:r>
-        <w:rPr>
-          <w:color w:val="000000"/>
-          <w:szCs w:val="28"/>
-          <w:lang w:val="en-US"/>
-        </w:rPr>
-        <w:t>            a, b = x_l, x_m</w:t>
-      </w:r>
-    </w:p>
-    <w:p>
-      <w:pPr>
-        <w:shd w:val="clear" w:color="auto" w:fill="FFFFFF"/>
-        <w:spacing w:line="330" w:lineRule="atLeast"/>
-        <w:ind w:firstLine="0"/>
-        <w:jc w:val="left"/>
-        <w:rPr>
-          <w:color w:val="000000"/>
-          <w:szCs w:val="28"/>
-          <w:lang w:val="en-US"/>
-        </w:rPr>
-      </w:pPr>
-      <w:r>
-        <w:rPr>
-          <w:color w:val="000000"/>
-          <w:szCs w:val="28"/>
-          <w:lang w:val="en-US"/>
-        </w:rPr>
-        <w:t>            x_m = cross_line(a, b)</w:t>
-      </w:r>
-    </w:p>
-    <w:p>
-      <w:pPr>
-        <w:shd w:val="clear" w:color="auto" w:fill="FFFFFF"/>
-        <w:spacing w:line="330" w:lineRule="atLeast"/>
-        <w:ind w:firstLine="0"/>
-        <w:jc w:val="left"/>
-        <w:rPr>
-          <w:color w:val="000000"/>
-          <w:szCs w:val="28"/>
-          <w:lang w:val="en-US"/>
-        </w:rPr>
-      </w:pPr>
-      <w:r>
-        <w:rPr>
-          <w:color w:val="000000"/>
-          <w:szCs w:val="28"/>
-          <w:lang w:val="en-US"/>
-        </w:rPr>
-        <w:t xml:space="preserve">            x_l = cross_line(a, x_m) </w:t>
-      </w:r>
-    </w:p>
-    <w:p>
-      <w:pPr>
-        <w:shd w:val="clear" w:color="auto" w:fill="FFFFFF"/>
-        <w:spacing w:line="330" w:lineRule="atLeast"/>
-        <w:ind w:firstLine="0"/>
-        <w:jc w:val="left"/>
-        <w:rPr>
-          <w:color w:val="000000"/>
-          <w:szCs w:val="28"/>
-          <w:lang w:val="en-US"/>
-        </w:rPr>
-      </w:pPr>
-      <w:r>
-        <w:rPr>
-          <w:color w:val="000000"/>
-          <w:szCs w:val="28"/>
-          <w:lang w:val="en-US"/>
-        </w:rPr>
-        <w:t xml:space="preserve">            x_r = cross_line(x_m, b) </w:t>
+        <w:t xml:space="preserve"> f(</w:t>
+      </w:r>
+      <w:proofErr w:type="spellStart"/>
+      <w:r>
+        <w:rPr>
+          <w:color w:val="000000"/>
+          <w:szCs w:val="28"/>
+          <w:lang w:val="en-US"/>
+        </w:rPr>
+        <w:t>x_l</w:t>
+      </w:r>
+      <w:proofErr w:type="spellEnd"/>
+      <w:r>
+        <w:rPr>
+          <w:color w:val="000000"/>
+          <w:szCs w:val="28"/>
+          <w:lang w:val="en-US"/>
+        </w:rPr>
+        <w:t>) &lt; f(</w:t>
+      </w:r>
+      <w:proofErr w:type="spellStart"/>
+      <w:r>
+        <w:rPr>
+          <w:color w:val="000000"/>
+          <w:szCs w:val="28"/>
+          <w:lang w:val="en-US"/>
+        </w:rPr>
+        <w:t>x_r</w:t>
+      </w:r>
+      <w:proofErr w:type="spellEnd"/>
+      <w:r>
+        <w:rPr>
+          <w:color w:val="000000"/>
+          <w:szCs w:val="28"/>
+          <w:lang w:val="en-US"/>
+        </w:rPr>
+        <w:t>):</w:t>
+      </w:r>
+    </w:p>
+    <w:p>
+      <w:pPr>
+        <w:shd w:val="clear" w:color="auto" w:fill="FFFFFF"/>
+        <w:spacing w:line="330" w:lineRule="atLeast"/>
+        <w:ind w:firstLine="0"/>
+        <w:jc w:val="left"/>
+        <w:rPr>
+          <w:color w:val="000000"/>
+          <w:szCs w:val="28"/>
+          <w:lang w:val="en-US"/>
+        </w:rPr>
+      </w:pPr>
+      <w:r>
+        <w:rPr>
+          <w:color w:val="000000"/>
+          <w:szCs w:val="28"/>
+          <w:lang w:val="en-US"/>
+        </w:rPr>
+        <w:t xml:space="preserve">            a, b = </w:t>
+      </w:r>
+      <w:proofErr w:type="spellStart"/>
+      <w:r>
+        <w:rPr>
+          <w:color w:val="000000"/>
+          <w:szCs w:val="28"/>
+          <w:lang w:val="en-US"/>
+        </w:rPr>
+        <w:t>x_l</w:t>
+      </w:r>
+      <w:proofErr w:type="spellEnd"/>
+      <w:r>
+        <w:rPr>
+          <w:color w:val="000000"/>
+          <w:szCs w:val="28"/>
+          <w:lang w:val="en-US"/>
+        </w:rPr>
+        <w:t xml:space="preserve">, </w:t>
+      </w:r>
+      <w:proofErr w:type="spellStart"/>
+      <w:r>
+        <w:rPr>
+          <w:color w:val="000000"/>
+          <w:szCs w:val="28"/>
+          <w:lang w:val="en-US"/>
+        </w:rPr>
+        <w:t>x_m</w:t>
+      </w:r>
+      <w:proofErr w:type="spellEnd"/>
+    </w:p>
+    <w:p>
+      <w:pPr>
+        <w:shd w:val="clear" w:color="auto" w:fill="FFFFFF"/>
+        <w:spacing w:line="330" w:lineRule="atLeast"/>
+        <w:ind w:firstLine="0"/>
+        <w:jc w:val="left"/>
+        <w:rPr>
+          <w:color w:val="000000"/>
+          <w:szCs w:val="28"/>
+          <w:lang w:val="en-US"/>
+        </w:rPr>
+      </w:pPr>
+      <w:r>
+        <w:rPr>
+          <w:color w:val="000000"/>
+          <w:szCs w:val="28"/>
+          <w:lang w:val="en-US"/>
+        </w:rPr>
+        <w:t xml:space="preserve">            </w:t>
+      </w:r>
+      <w:proofErr w:type="spellStart"/>
+      <w:r>
+        <w:rPr>
+          <w:color w:val="000000"/>
+          <w:szCs w:val="28"/>
+          <w:lang w:val="en-US"/>
+        </w:rPr>
+        <w:t>x_m</w:t>
+      </w:r>
+      <w:proofErr w:type="spellEnd"/>
+      <w:r>
+        <w:rPr>
+          <w:color w:val="000000"/>
+          <w:szCs w:val="28"/>
+          <w:lang w:val="en-US"/>
+        </w:rPr>
+        <w:t xml:space="preserve"> = </w:t>
+      </w:r>
+      <w:proofErr w:type="spellStart"/>
+      <w:r>
+        <w:rPr>
+          <w:color w:val="000000"/>
+          <w:szCs w:val="28"/>
+          <w:lang w:val="en-US"/>
+        </w:rPr>
+        <w:t>cross_</w:t>
+      </w:r>
+      <w:proofErr w:type="gramStart"/>
+      <w:r>
+        <w:rPr>
+          <w:color w:val="000000"/>
+          <w:szCs w:val="28"/>
+          <w:lang w:val="en-US"/>
+        </w:rPr>
+        <w:t>line</w:t>
+      </w:r>
+      <w:proofErr w:type="spellEnd"/>
+      <w:r>
+        <w:rPr>
+          <w:color w:val="000000"/>
+          <w:szCs w:val="28"/>
+          <w:lang w:val="en-US"/>
+        </w:rPr>
+        <w:t>(</w:t>
+      </w:r>
+      <w:proofErr w:type="gramEnd"/>
+      <w:r>
+        <w:rPr>
+          <w:color w:val="000000"/>
+          <w:szCs w:val="28"/>
+          <w:lang w:val="en-US"/>
+        </w:rPr>
+        <w:t>a, b)</w:t>
+      </w:r>
+    </w:p>
+    <w:p>
+      <w:pPr>
+        <w:shd w:val="clear" w:color="auto" w:fill="FFFFFF"/>
+        <w:spacing w:line="330" w:lineRule="atLeast"/>
+        <w:ind w:firstLine="0"/>
+        <w:jc w:val="left"/>
+        <w:rPr>
+          <w:color w:val="000000"/>
+          <w:szCs w:val="28"/>
+          <w:lang w:val="en-US"/>
+        </w:rPr>
+      </w:pPr>
+      <w:r>
+        <w:rPr>
+          <w:color w:val="000000"/>
+          <w:szCs w:val="28"/>
+          <w:lang w:val="en-US"/>
+        </w:rPr>
+        <w:t xml:space="preserve">            </w:t>
+      </w:r>
+      <w:proofErr w:type="spellStart"/>
+      <w:r>
+        <w:rPr>
+          <w:color w:val="000000"/>
+          <w:szCs w:val="28"/>
+          <w:lang w:val="en-US"/>
+        </w:rPr>
+        <w:t>x_l</w:t>
+      </w:r>
+      <w:proofErr w:type="spellEnd"/>
+      <w:r>
+        <w:rPr>
+          <w:color w:val="000000"/>
+          <w:szCs w:val="28"/>
+          <w:lang w:val="en-US"/>
+        </w:rPr>
+        <w:t xml:space="preserve"> = </w:t>
+      </w:r>
+      <w:proofErr w:type="spellStart"/>
+      <w:r>
+        <w:rPr>
+          <w:color w:val="000000"/>
+          <w:szCs w:val="28"/>
+          <w:lang w:val="en-US"/>
+        </w:rPr>
+        <w:t>cross_</w:t>
+      </w:r>
+      <w:proofErr w:type="gramStart"/>
+      <w:r>
+        <w:rPr>
+          <w:color w:val="000000"/>
+          <w:szCs w:val="28"/>
+          <w:lang w:val="en-US"/>
+        </w:rPr>
+        <w:t>line</w:t>
+      </w:r>
+      <w:proofErr w:type="spellEnd"/>
+      <w:r>
+        <w:rPr>
+          <w:color w:val="000000"/>
+          <w:szCs w:val="28"/>
+          <w:lang w:val="en-US"/>
+        </w:rPr>
+        <w:t>(</w:t>
+      </w:r>
+      <w:proofErr w:type="gramEnd"/>
+      <w:r>
+        <w:rPr>
+          <w:color w:val="000000"/>
+          <w:szCs w:val="28"/>
+          <w:lang w:val="en-US"/>
+        </w:rPr>
+        <w:t xml:space="preserve">a, </w:t>
+      </w:r>
+      <w:proofErr w:type="spellStart"/>
+      <w:r>
+        <w:rPr>
+          <w:color w:val="000000"/>
+          <w:szCs w:val="28"/>
+          <w:lang w:val="en-US"/>
+        </w:rPr>
+        <w:t>x_m</w:t>
+      </w:r>
+      <w:proofErr w:type="spellEnd"/>
+      <w:r>
+        <w:rPr>
+          <w:color w:val="000000"/>
+          <w:szCs w:val="28"/>
+          <w:lang w:val="en-US"/>
+        </w:rPr>
+        <w:t xml:space="preserve">) </w:t>
+      </w:r>
+    </w:p>
+    <w:p>
+      <w:pPr>
+        <w:shd w:val="clear" w:color="auto" w:fill="FFFFFF"/>
+        <w:spacing w:line="330" w:lineRule="atLeast"/>
+        <w:ind w:firstLine="0"/>
+        <w:jc w:val="left"/>
+        <w:rPr>
+          <w:color w:val="000000"/>
+          <w:szCs w:val="28"/>
+          <w:lang w:val="en-US"/>
+        </w:rPr>
+      </w:pPr>
+      <w:r>
+        <w:rPr>
+          <w:color w:val="000000"/>
+          <w:szCs w:val="28"/>
+          <w:lang w:val="en-US"/>
+        </w:rPr>
+        <w:t xml:space="preserve">            </w:t>
+      </w:r>
+      <w:proofErr w:type="spellStart"/>
+      <w:r>
+        <w:rPr>
+          <w:color w:val="000000"/>
+          <w:szCs w:val="28"/>
+          <w:lang w:val="en-US"/>
+        </w:rPr>
+        <w:t>x_r</w:t>
+      </w:r>
+      <w:proofErr w:type="spellEnd"/>
+      <w:r>
+        <w:rPr>
+          <w:color w:val="000000"/>
+          <w:szCs w:val="28"/>
+          <w:lang w:val="en-US"/>
+        </w:rPr>
+        <w:t xml:space="preserve"> = </w:t>
+      </w:r>
+      <w:proofErr w:type="spellStart"/>
+      <w:r>
+        <w:rPr>
+          <w:color w:val="000000"/>
+          <w:szCs w:val="28"/>
+          <w:lang w:val="en-US"/>
+        </w:rPr>
+        <w:t>cross_</w:t>
+      </w:r>
+      <w:proofErr w:type="gramStart"/>
+      <w:r>
+        <w:rPr>
+          <w:color w:val="000000"/>
+          <w:szCs w:val="28"/>
+          <w:lang w:val="en-US"/>
+        </w:rPr>
+        <w:t>line</w:t>
+      </w:r>
+      <w:proofErr w:type="spellEnd"/>
+      <w:r>
+        <w:rPr>
+          <w:color w:val="000000"/>
+          <w:szCs w:val="28"/>
+          <w:lang w:val="en-US"/>
+        </w:rPr>
+        <w:t>(</w:t>
+      </w:r>
+      <w:proofErr w:type="spellStart"/>
+      <w:proofErr w:type="gramEnd"/>
+      <w:r>
+        <w:rPr>
+          <w:color w:val="000000"/>
+          <w:szCs w:val="28"/>
+          <w:lang w:val="en-US"/>
+        </w:rPr>
+        <w:t>x_m</w:t>
+      </w:r>
+      <w:proofErr w:type="spellEnd"/>
+      <w:r>
+        <w:rPr>
+          <w:color w:val="000000"/>
+          <w:szCs w:val="28"/>
+          <w:lang w:val="en-US"/>
+        </w:rPr>
+        <w:t xml:space="preserve">, b) </w:t>
       </w:r>
     </w:p>
     <w:p>
@@ -2905,70 +4210,288 @@
           <w:szCs w:val="28"/>
           <w:lang w:val="en-US"/>
         </w:rPr>
-        <w:t>            a, b = x_m, x_r</w:t>
-      </w:r>
-    </w:p>
-    <w:p>
-      <w:pPr>
-        <w:shd w:val="clear" w:color="auto" w:fill="FFFFFF"/>
-        <w:spacing w:line="330" w:lineRule="atLeast"/>
-        <w:ind w:firstLine="0"/>
-        <w:jc w:val="left"/>
-        <w:rPr>
-          <w:color w:val="000000"/>
-          <w:szCs w:val="28"/>
-          <w:lang w:val="en-US"/>
-        </w:rPr>
-      </w:pPr>
-      <w:r>
-        <w:rPr>
-          <w:color w:val="000000"/>
-          <w:szCs w:val="28"/>
-          <w:lang w:val="en-US"/>
-        </w:rPr>
-        <w:t xml:space="preserve">            x_m = cross_line(a, b) </w:t>
-      </w:r>
-    </w:p>
-    <w:p>
-      <w:pPr>
-        <w:shd w:val="clear" w:color="auto" w:fill="FFFFFF"/>
-        <w:spacing w:line="330" w:lineRule="atLeast"/>
-        <w:ind w:firstLine="0"/>
-        <w:jc w:val="left"/>
-        <w:rPr>
-          <w:color w:val="000000"/>
-          <w:szCs w:val="28"/>
-          <w:lang w:val="en-US"/>
-        </w:rPr>
-      </w:pPr>
-      <w:r>
-        <w:rPr>
-          <w:color w:val="000000"/>
-          <w:szCs w:val="28"/>
-          <w:lang w:val="en-US"/>
-        </w:rPr>
-        <w:t xml:space="preserve">            x_l = cross_line(a, x_m) </w:t>
-      </w:r>
-    </w:p>
-    <w:p>
-      <w:pPr>
-        <w:shd w:val="clear" w:color="auto" w:fill="FFFFFF"/>
-        <w:spacing w:line="330" w:lineRule="atLeast"/>
-        <w:ind w:firstLine="0"/>
-        <w:jc w:val="left"/>
-        <w:rPr>
-          <w:color w:val="000000"/>
-          <w:szCs w:val="28"/>
-          <w:lang w:val="en-US"/>
-        </w:rPr>
-      </w:pPr>
-      <w:r>
-        <w:rPr>
-          <w:color w:val="000000"/>
-          <w:szCs w:val="28"/>
-          <w:lang w:val="en-US"/>
-        </w:rPr>
-        <w:t xml:space="preserve">            x_r = cross_line(x_m, b) </w:t>
+        <w:t xml:space="preserve">            a, b = </w:t>
+      </w:r>
+      <w:proofErr w:type="spellStart"/>
+      <w:r>
+        <w:rPr>
+          <w:color w:val="000000"/>
+          <w:szCs w:val="28"/>
+          <w:lang w:val="en-US"/>
+        </w:rPr>
+        <w:t>x_m</w:t>
+      </w:r>
+      <w:proofErr w:type="spellEnd"/>
+      <w:r>
+        <w:rPr>
+          <w:color w:val="000000"/>
+          <w:szCs w:val="28"/>
+          <w:lang w:val="en-US"/>
+        </w:rPr>
+        <w:t xml:space="preserve">, </w:t>
+      </w:r>
+      <w:proofErr w:type="spellStart"/>
+      <w:r>
+        <w:rPr>
+          <w:color w:val="000000"/>
+          <w:szCs w:val="28"/>
+          <w:lang w:val="en-US"/>
+        </w:rPr>
+        <w:t>x_r</w:t>
+      </w:r>
+      <w:proofErr w:type="spellEnd"/>
+    </w:p>
+    <w:p>
+      <w:pPr>
+        <w:shd w:val="clear" w:color="auto" w:fill="FFFFFF"/>
+        <w:spacing w:line="330" w:lineRule="atLeast"/>
+        <w:ind w:firstLine="0"/>
+        <w:jc w:val="left"/>
+        <w:rPr>
+          <w:color w:val="000000"/>
+          <w:szCs w:val="28"/>
+          <w:lang w:val="en-US"/>
+        </w:rPr>
+      </w:pPr>
+      <w:r>
+        <w:rPr>
+          <w:color w:val="000000"/>
+          <w:szCs w:val="28"/>
+          <w:lang w:val="en-US"/>
+        </w:rPr>
+        <w:t xml:space="preserve">            </w:t>
+      </w:r>
+      <w:proofErr w:type="spellStart"/>
+      <w:r>
+        <w:rPr>
+          <w:color w:val="000000"/>
+          <w:szCs w:val="28"/>
+          <w:lang w:val="en-US"/>
+        </w:rPr>
+        <w:t>x_m</w:t>
+      </w:r>
+      <w:proofErr w:type="spellEnd"/>
+      <w:r>
+        <w:rPr>
+          <w:color w:val="000000"/>
+          <w:szCs w:val="28"/>
+          <w:lang w:val="en-US"/>
+        </w:rPr>
+        <w:t xml:space="preserve"> = </w:t>
+      </w:r>
+      <w:proofErr w:type="spellStart"/>
+      <w:r>
+        <w:rPr>
+          <w:color w:val="000000"/>
+          <w:szCs w:val="28"/>
+          <w:lang w:val="en-US"/>
+        </w:rPr>
+        <w:t>cross_</w:t>
+      </w:r>
+      <w:proofErr w:type="gramStart"/>
+      <w:r>
+        <w:rPr>
+          <w:color w:val="000000"/>
+          <w:szCs w:val="28"/>
+          <w:lang w:val="en-US"/>
+        </w:rPr>
+        <w:t>line</w:t>
+      </w:r>
+      <w:proofErr w:type="spellEnd"/>
+      <w:r>
+        <w:rPr>
+          <w:color w:val="000000"/>
+          <w:szCs w:val="28"/>
+          <w:lang w:val="en-US"/>
+        </w:rPr>
+        <w:t>(</w:t>
+      </w:r>
+      <w:proofErr w:type="gramEnd"/>
+      <w:r>
+        <w:rPr>
+          <w:color w:val="000000"/>
+          <w:szCs w:val="28"/>
+          <w:lang w:val="en-US"/>
+        </w:rPr>
+        <w:t xml:space="preserve">a, b) </w:t>
+      </w:r>
+    </w:p>
+    <w:p>
+      <w:pPr>
+        <w:shd w:val="clear" w:color="auto" w:fill="FFFFFF"/>
+        <w:spacing w:line="330" w:lineRule="atLeast"/>
+        <w:ind w:firstLine="0"/>
+        <w:jc w:val="left"/>
+        <w:rPr>
+          <w:color w:val="000000"/>
+          <w:szCs w:val="28"/>
+          <w:lang w:val="en-US"/>
+        </w:rPr>
+      </w:pPr>
+      <w:r>
+        <w:rPr>
+          <w:color w:val="000000"/>
+          <w:szCs w:val="28"/>
+          <w:lang w:val="en-US"/>
+        </w:rPr>
+        <w:t xml:space="preserve">            </w:t>
+      </w:r>
+      <w:proofErr w:type="spellStart"/>
+      <w:r>
+        <w:rPr>
+          <w:color w:val="000000"/>
+          <w:szCs w:val="28"/>
+          <w:lang w:val="en-US"/>
+        </w:rPr>
+        <w:t>x_l</w:t>
+      </w:r>
+      <w:proofErr w:type="spellEnd"/>
+      <w:r>
+        <w:rPr>
+          <w:color w:val="000000"/>
+          <w:szCs w:val="28"/>
+          <w:lang w:val="en-US"/>
+        </w:rPr>
+        <w:t xml:space="preserve"> = </w:t>
+      </w:r>
+      <w:proofErr w:type="spellStart"/>
+      <w:r>
+        <w:rPr>
+          <w:color w:val="000000"/>
+          <w:szCs w:val="28"/>
+          <w:lang w:val="en-US"/>
+        </w:rPr>
+        <w:t>cross_</w:t>
+      </w:r>
+      <w:proofErr w:type="gramStart"/>
+      <w:r>
+        <w:rPr>
+          <w:color w:val="000000"/>
+          <w:szCs w:val="28"/>
+          <w:lang w:val="en-US"/>
+        </w:rPr>
+        <w:t>line</w:t>
+      </w:r>
+      <w:proofErr w:type="spellEnd"/>
+      <w:r>
+        <w:rPr>
+          <w:color w:val="000000"/>
+          <w:szCs w:val="28"/>
+          <w:lang w:val="en-US"/>
+        </w:rPr>
+        <w:t>(</w:t>
+      </w:r>
+      <w:proofErr w:type="gramEnd"/>
+      <w:r>
+        <w:rPr>
+          <w:color w:val="000000"/>
+          <w:szCs w:val="28"/>
+          <w:lang w:val="en-US"/>
+        </w:rPr>
+        <w:t xml:space="preserve">a, </w:t>
+      </w:r>
+      <w:proofErr w:type="spellStart"/>
+      <w:r>
+        <w:rPr>
+          <w:color w:val="000000"/>
+          <w:szCs w:val="28"/>
+          <w:lang w:val="en-US"/>
+        </w:rPr>
+        <w:t>x_m</w:t>
+      </w:r>
+      <w:proofErr w:type="spellEnd"/>
+      <w:r>
+        <w:rPr>
+          <w:color w:val="000000"/>
+          <w:szCs w:val="28"/>
+          <w:lang w:val="en-US"/>
+        </w:rPr>
+        <w:t xml:space="preserve">) </w:t>
+      </w:r>
+    </w:p>
+    <w:p>
+      <w:pPr>
+        <w:shd w:val="clear" w:color="auto" w:fill="FFFFFF"/>
+        <w:spacing w:line="330" w:lineRule="atLeast"/>
+        <w:ind w:firstLine="0"/>
+        <w:jc w:val="left"/>
+        <w:rPr>
+          <w:color w:val="000000"/>
+          <w:szCs w:val="28"/>
+          <w:lang w:val="en-US"/>
+        </w:rPr>
+      </w:pPr>
+      <w:r>
+        <w:rPr>
+          <w:color w:val="000000"/>
+          <w:szCs w:val="28"/>
+          <w:lang w:val="en-US"/>
+        </w:rPr>
+        <w:t xml:space="preserve">            </w:t>
+      </w:r>
+      <w:proofErr w:type="spellStart"/>
+      <w:r>
+        <w:rPr>
+          <w:color w:val="000000"/>
+          <w:szCs w:val="28"/>
+          <w:lang w:val="en-US"/>
+        </w:rPr>
+        <w:t>x_r</w:t>
+      </w:r>
+      <w:proofErr w:type="spellEnd"/>
+      <w:r>
+        <w:rPr>
+          <w:color w:val="000000"/>
+          <w:szCs w:val="28"/>
+          <w:lang w:val="en-US"/>
+        </w:rPr>
+        <w:t xml:space="preserve"> = </w:t>
+      </w:r>
+      <w:proofErr w:type="spellStart"/>
+      <w:r>
+        <w:rPr>
+          <w:color w:val="000000"/>
+          <w:szCs w:val="28"/>
+          <w:lang w:val="en-US"/>
+        </w:rPr>
+        <w:t>cross_</w:t>
+      </w:r>
+      <w:proofErr w:type="gramStart"/>
+      <w:r>
+        <w:rPr>
+          <w:color w:val="000000"/>
+          <w:szCs w:val="28"/>
+          <w:lang w:val="en-US"/>
+        </w:rPr>
+        <w:t>line</w:t>
+      </w:r>
+      <w:proofErr w:type="spellEnd"/>
+      <w:r>
+        <w:rPr>
+          <w:color w:val="000000"/>
+          <w:szCs w:val="28"/>
+          <w:lang w:val="en-US"/>
+        </w:rPr>
+        <w:t>(</w:t>
+      </w:r>
+      <w:proofErr w:type="spellStart"/>
+      <w:proofErr w:type="gramEnd"/>
+      <w:r>
+        <w:rPr>
+          <w:color w:val="000000"/>
+          <w:szCs w:val="28"/>
+          <w:lang w:val="en-US"/>
+        </w:rPr>
+        <w:t>x_m</w:t>
+      </w:r>
+      <w:proofErr w:type="spellEnd"/>
+      <w:r>
+        <w:rPr>
+          <w:color w:val="000000"/>
+          <w:szCs w:val="28"/>
+          <w:lang w:val="en-US"/>
+        </w:rPr>
+        <w:t xml:space="preserve">, b) </w:t>
       </w:r>
     </w:p>
     <w:p>
@@ -3034,43 +4557,98 @@
           <w:szCs w:val="28"/>
           <w:lang w:val="en-US"/>
         </w:rPr>
-        <w:t xml:space="preserve"> x_m, count</w:t>
-      </w:r>
-    </w:p>
-    <w:p>
-      <w:pPr>
-        <w:shd w:val="clear" w:color="auto" w:fill="FFFFFF"/>
-        <w:spacing w:line="330" w:lineRule="atLeast"/>
-        <w:ind w:firstLine="0"/>
-        <w:jc w:val="left"/>
-        <w:rPr>
-          <w:color w:val="000000"/>
-          <w:szCs w:val="28"/>
-          <w:lang w:val="en-US"/>
-        </w:rPr>
-      </w:pPr>
-    </w:p>
-    <w:p>
-      <w:pPr>
-        <w:shd w:val="clear" w:color="auto" w:fill="FFFFFF"/>
-        <w:spacing w:line="330" w:lineRule="atLeast"/>
-        <w:ind w:firstLine="0"/>
-        <w:jc w:val="left"/>
-        <w:rPr>
-          <w:color w:val="000000"/>
-          <w:szCs w:val="28"/>
-          <w:lang w:val="en-US"/>
-        </w:rPr>
-      </w:pPr>
-      <w:r>
-        <w:rPr>
-          <w:color w:val="000000"/>
-          <w:szCs w:val="28"/>
-          <w:lang w:val="en-US"/>
-        </w:rPr>
-        <w:lastRenderedPageBreak/>
-        <w:t>xmin, count = tangent_method(</w:t>
-      </w:r>
+        <w:t xml:space="preserve"> </w:t>
+      </w:r>
+      <w:proofErr w:type="spellStart"/>
+      <w:r>
+        <w:rPr>
+          <w:color w:val="000000"/>
+          <w:szCs w:val="28"/>
+          <w:lang w:val="en-US"/>
+        </w:rPr>
+        <w:t>x_m</w:t>
+      </w:r>
+      <w:proofErr w:type="spellEnd"/>
+      <w:r>
+        <w:rPr>
+          <w:color w:val="000000"/>
+          <w:szCs w:val="28"/>
+          <w:lang w:val="en-US"/>
+        </w:rPr>
+        <w:t>, count</w:t>
+      </w:r>
+    </w:p>
+    <w:p>
+      <w:pPr>
+        <w:shd w:val="clear" w:color="auto" w:fill="FFFFFF"/>
+        <w:spacing w:line="330" w:lineRule="atLeast"/>
+        <w:ind w:firstLine="0"/>
+        <w:jc w:val="left"/>
+        <w:rPr>
+          <w:color w:val="000000"/>
+          <w:szCs w:val="28"/>
+          <w:lang w:val="en-US"/>
+        </w:rPr>
+      </w:pPr>
+    </w:p>
+    <w:p>
+      <w:pPr>
+        <w:shd w:val="clear" w:color="auto" w:fill="FFFFFF"/>
+        <w:spacing w:line="330" w:lineRule="atLeast"/>
+        <w:ind w:firstLine="0"/>
+        <w:jc w:val="left"/>
+        <w:rPr>
+          <w:color w:val="000000"/>
+          <w:szCs w:val="28"/>
+          <w:lang w:val="en-US"/>
+        </w:rPr>
+      </w:pPr>
+      <w:proofErr w:type="spellStart"/>
+      <w:r>
+        <w:rPr>
+          <w:color w:val="000000"/>
+          <w:szCs w:val="28"/>
+          <w:lang w:val="en-US"/>
+        </w:rPr>
+        <w:t>xmin</w:t>
+      </w:r>
+      <w:proofErr w:type="spellEnd"/>
+      <w:r>
+        <w:rPr>
+          <w:color w:val="000000"/>
+          <w:szCs w:val="28"/>
+          <w:lang w:val="en-US"/>
+        </w:rPr>
+        <w:t xml:space="preserve">, count = </w:t>
+      </w:r>
+      <w:proofErr w:type="spellStart"/>
+      <w:r>
+        <w:rPr>
+          <w:color w:val="000000"/>
+          <w:szCs w:val="28"/>
+          <w:lang w:val="en-US"/>
+        </w:rPr>
+        <w:t>tangent_</w:t>
+      </w:r>
+      <w:proofErr w:type="gramStart"/>
+      <w:r>
+        <w:rPr>
+          <w:color w:val="000000"/>
+          <w:szCs w:val="28"/>
+          <w:lang w:val="en-US"/>
+        </w:rPr>
+        <w:t>method</w:t>
+      </w:r>
+      <w:proofErr w:type="spellEnd"/>
+      <w:r>
+        <w:rPr>
+          <w:color w:val="000000"/>
+          <w:szCs w:val="28"/>
+          <w:lang w:val="en-US"/>
+        </w:rPr>
+        <w:t>(</w:t>
+      </w:r>
+      <w:proofErr w:type="gramEnd"/>
       <w:r>
         <w:rPr>
           <w:color w:val="098658"/>
@@ -3128,13 +4706,24 @@
           <w:szCs w:val="28"/>
         </w:rPr>
       </w:pPr>
-      <w:r>
-        <w:rPr>
-          <w:color w:val="000000"/>
-          <w:szCs w:val="28"/>
-        </w:rPr>
-        <w:t>print(</w:t>
-      </w:r>
+      <w:proofErr w:type="spellStart"/>
+      <w:proofErr w:type="gramStart"/>
+      <w:r>
+        <w:rPr>
+          <w:color w:val="000000"/>
+          <w:szCs w:val="28"/>
+        </w:rPr>
+        <w:t>print</w:t>
+      </w:r>
+      <w:proofErr w:type="spellEnd"/>
+      <w:r>
+        <w:rPr>
+          <w:color w:val="000000"/>
+          <w:szCs w:val="28"/>
+        </w:rPr>
+        <w:t>(</w:t>
+      </w:r>
+      <w:proofErr w:type="gramEnd"/>
       <w:r>
         <w:rPr>
           <w:color w:val="A31515"/>
@@ -3161,13 +4750,24 @@
           <w:szCs w:val="28"/>
         </w:rPr>
       </w:pPr>
-      <w:r>
-        <w:rPr>
-          <w:color w:val="000000"/>
-          <w:szCs w:val="28"/>
-        </w:rPr>
-        <w:t>print(</w:t>
-      </w:r>
+      <w:proofErr w:type="spellStart"/>
+      <w:proofErr w:type="gramStart"/>
+      <w:r>
+        <w:rPr>
+          <w:color w:val="000000"/>
+          <w:szCs w:val="28"/>
+        </w:rPr>
+        <w:t>print</w:t>
+      </w:r>
+      <w:proofErr w:type="spellEnd"/>
+      <w:r>
+        <w:rPr>
+          <w:color w:val="000000"/>
+          <w:szCs w:val="28"/>
+        </w:rPr>
+        <w:t>(</w:t>
+      </w:r>
+      <w:proofErr w:type="gramEnd"/>
       <w:r>
         <w:rPr>
           <w:color w:val="A31515"/>
@@ -3194,13 +4794,23 @@
           <w:szCs w:val="28"/>
         </w:rPr>
       </w:pPr>
-      <w:r>
-        <w:rPr>
-          <w:color w:val="000000"/>
-          <w:szCs w:val="28"/>
-        </w:rPr>
-        <w:t>print(</w:t>
-      </w:r>
+      <w:proofErr w:type="spellStart"/>
+      <w:r>
+        <w:rPr>
+          <w:color w:val="000000"/>
+          <w:szCs w:val="28"/>
+        </w:rPr>
+        <w:t>print</w:t>
+      </w:r>
+      <w:proofErr w:type="spellEnd"/>
+      <w:r>
+        <w:rPr>
+          <w:color w:val="000000"/>
+          <w:szCs w:val="28"/>
+        </w:rPr>
+        <w:t>(</w:t>
+      </w:r>
+      <w:proofErr w:type="spellStart"/>
       <w:r>
         <w:rPr>
           <w:color w:val="0000FF"/>
@@ -3213,7 +4823,15 @@
           <w:color w:val="A31515"/>
           <w:szCs w:val="28"/>
         </w:rPr>
-        <w:t>'Xmin=</w:t>
+        <w:t>'Xmin</w:t>
+      </w:r>
+      <w:proofErr w:type="spellEnd"/>
+      <w:r>
+        <w:rPr>
+          <w:color w:val="A31515"/>
+          <w:szCs w:val="28"/>
+        </w:rPr>
+        <w:t>=</w:t>
       </w:r>
       <w:r>
         <w:rPr>
@@ -3241,14 +4859,46 @@
           <w:color w:val="A31515"/>
           <w:szCs w:val="28"/>
         </w:rPr>
-        <w:t>, f(xmin)=</w:t>
-      </w:r>
-      <w:r>
-        <w:rPr>
-          <w:color w:val="000000"/>
-          <w:szCs w:val="28"/>
-        </w:rPr>
-        <w:t>{f(xmin)</w:t>
+        <w:t>, f(</w:t>
+      </w:r>
+      <w:proofErr w:type="spellStart"/>
+      <w:r>
+        <w:rPr>
+          <w:color w:val="A31515"/>
+          <w:szCs w:val="28"/>
+        </w:rPr>
+        <w:t>xmin</w:t>
+      </w:r>
+      <w:proofErr w:type="spellEnd"/>
+      <w:r>
+        <w:rPr>
+          <w:color w:val="A31515"/>
+          <w:szCs w:val="28"/>
+        </w:rPr>
+        <w:t>)=</w:t>
+      </w:r>
+      <w:r>
+        <w:rPr>
+          <w:color w:val="000000"/>
+          <w:szCs w:val="28"/>
+        </w:rPr>
+        <w:t>{f(</w:t>
+      </w:r>
+      <w:proofErr w:type="spellStart"/>
+      <w:r>
+        <w:rPr>
+          <w:color w:val="000000"/>
+          <w:szCs w:val="28"/>
+        </w:rPr>
+        <w:t>xmin</w:t>
+      </w:r>
+      <w:proofErr w:type="spellEnd"/>
+      <w:r>
+        <w:rPr>
+          <w:color w:val="000000"/>
+          <w:szCs w:val="28"/>
+        </w:rPr>
+        <w:t>)</w:t>
       </w:r>
       <w:r>
         <w:rPr>
@@ -3269,20 +4919,52 @@
           <w:color w:val="A31515"/>
           <w:szCs w:val="28"/>
         </w:rPr>
-        <w:t>, count=</w:t>
-      </w:r>
-      <w:r>
-        <w:rPr>
-          <w:color w:val="000000"/>
-          <w:szCs w:val="28"/>
-        </w:rPr>
-        <w:t>{count}</w:t>
-      </w:r>
+        <w:t xml:space="preserve">, </w:t>
+      </w:r>
+      <w:proofErr w:type="spellStart"/>
       <w:r>
         <w:rPr>
           <w:color w:val="A31515"/>
           <w:szCs w:val="28"/>
         </w:rPr>
+        <w:t>count</w:t>
+      </w:r>
+      <w:proofErr w:type="spellEnd"/>
+      <w:r>
+        <w:rPr>
+          <w:color w:val="A31515"/>
+          <w:szCs w:val="28"/>
+        </w:rPr>
+        <w:t>=</w:t>
+      </w:r>
+      <w:r>
+        <w:rPr>
+          <w:color w:val="000000"/>
+          <w:szCs w:val="28"/>
+        </w:rPr>
+        <w:t>{</w:t>
+      </w:r>
+      <w:proofErr w:type="spellStart"/>
+      <w:r>
+        <w:rPr>
+          <w:color w:val="000000"/>
+          <w:szCs w:val="28"/>
+        </w:rPr>
+        <w:t>count</w:t>
+      </w:r>
+      <w:proofErr w:type="spellEnd"/>
+      <w:r>
+        <w:rPr>
+          <w:color w:val="000000"/>
+          <w:szCs w:val="28"/>
+        </w:rPr>
+        <w:t>}</w:t>
+      </w:r>
+      <w:r>
+        <w:rPr>
+          <w:color w:val="A31515"/>
+          <w:szCs w:val="28"/>
+        </w:rPr>
         <w:t>'</w:t>
       </w:r>
       <w:r>
@@ -3304,13 +4986,24 @@
           <w:szCs w:val="28"/>
         </w:rPr>
       </w:pPr>
-      <w:r>
-        <w:rPr>
-          <w:color w:val="000000"/>
-          <w:szCs w:val="28"/>
-        </w:rPr>
-        <w:t>print(</w:t>
-      </w:r>
+      <w:proofErr w:type="spellStart"/>
+      <w:proofErr w:type="gramStart"/>
+      <w:r>
+        <w:rPr>
+          <w:color w:val="000000"/>
+          <w:szCs w:val="28"/>
+        </w:rPr>
+        <w:t>print</w:t>
+      </w:r>
+      <w:proofErr w:type="spellEnd"/>
+      <w:r>
+        <w:rPr>
+          <w:color w:val="000000"/>
+          <w:szCs w:val="28"/>
+        </w:rPr>
+        <w:t>(</w:t>
+      </w:r>
+      <w:proofErr w:type="gramEnd"/>
       <w:r>
         <w:rPr>
           <w:color w:val="A31515"/>
@@ -3374,6 +5067,7 @@
       </w:pPr>
       <w:r>
         <w:rPr>
+          <w:noProof/>
           <w:color w:val="000000"/>
           <w:szCs w:val="28"/>
         </w:rPr>
@@ -3419,9 +5113,11 @@
       <w:pPr>
         <w:pStyle w:val="1"/>
       </w:pPr>
+      <w:bookmarkStart w:id="3" w:name="_Toc210122373"/>
       <w:r>
         <w:t>3. Метод второго порядка. Метод Ньютона (парабол).</w:t>
       </w:r>
+      <w:bookmarkEnd w:id="3"/>
     </w:p>
     <w:p>
       <w:pPr>
@@ -3546,6 +5242,7 @@
         </w:rPr>
         <w:t xml:space="preserve"> (x-</w:t>
       </w:r>
+      <w:proofErr w:type="gramStart"/>
       <w:r>
         <w:rPr>
           <w:color w:val="098658"/>
@@ -3560,7 +5257,16 @@
           <w:szCs w:val="28"/>
           <w:lang w:val="en-US"/>
         </w:rPr>
-        <w:t>)**</w:t>
+        <w:t>)*</w:t>
+      </w:r>
+      <w:proofErr w:type="gramEnd"/>
+      <w:r>
+        <w:rPr>
+          <w:color w:val="000000"/>
+          <w:szCs w:val="28"/>
+          <w:lang w:val="en-US"/>
+        </w:rPr>
+        <w:t>*</w:t>
       </w:r>
       <w:r>
         <w:rPr>
@@ -3618,7 +5324,25 @@
           <w:szCs w:val="28"/>
           <w:lang w:val="en-US"/>
         </w:rPr>
-        <w:t xml:space="preserve"> f_dx(x):</w:t>
+        <w:t xml:space="preserve"> </w:t>
+      </w:r>
+      <w:proofErr w:type="spellStart"/>
+      <w:r>
+        <w:rPr>
+          <w:color w:val="000000"/>
+          <w:szCs w:val="28"/>
+          <w:lang w:val="en-US"/>
+        </w:rPr>
+        <w:t>f_dx</w:t>
+      </w:r>
+      <w:proofErr w:type="spellEnd"/>
+      <w:r>
+        <w:rPr>
+          <w:color w:val="000000"/>
+          <w:szCs w:val="28"/>
+          <w:lang w:val="en-US"/>
+        </w:rPr>
+        <w:t>(x):</w:t>
       </w:r>
     </w:p>
     <w:p>
@@ -3745,7 +5469,25 @@
           <w:szCs w:val="28"/>
           <w:lang w:val="en-US"/>
         </w:rPr>
-        <w:t xml:space="preserve"> f_ddx(x):</w:t>
+        <w:t xml:space="preserve"> </w:t>
+      </w:r>
+      <w:proofErr w:type="spellStart"/>
+      <w:r>
+        <w:rPr>
+          <w:color w:val="000000"/>
+          <w:szCs w:val="28"/>
+          <w:lang w:val="en-US"/>
+        </w:rPr>
+        <w:t>f_ddx</w:t>
+      </w:r>
+      <w:proofErr w:type="spellEnd"/>
+      <w:r>
+        <w:rPr>
+          <w:color w:val="000000"/>
+          <w:szCs w:val="28"/>
+          <w:lang w:val="en-US"/>
+        </w:rPr>
+        <w:t>(x):</w:t>
       </w:r>
     </w:p>
     <w:p>
@@ -3864,7 +5606,43 @@
           <w:szCs w:val="28"/>
           <w:lang w:val="en-US"/>
         </w:rPr>
-        <w:t xml:space="preserve"> parabolic_method(x, eps=</w:t>
+        <w:t xml:space="preserve"> </w:t>
+      </w:r>
+      <w:proofErr w:type="spellStart"/>
+      <w:r>
+        <w:rPr>
+          <w:color w:val="000000"/>
+          <w:szCs w:val="28"/>
+          <w:lang w:val="en-US"/>
+        </w:rPr>
+        <w:t>parabolic_</w:t>
+      </w:r>
+      <w:proofErr w:type="gramStart"/>
+      <w:r>
+        <w:rPr>
+          <w:color w:val="000000"/>
+          <w:szCs w:val="28"/>
+          <w:lang w:val="en-US"/>
+        </w:rPr>
+        <w:t>method</w:t>
+      </w:r>
+      <w:proofErr w:type="spellEnd"/>
+      <w:r>
+        <w:rPr>
+          <w:color w:val="000000"/>
+          <w:szCs w:val="28"/>
+          <w:lang w:val="en-US"/>
+        </w:rPr>
+        <w:t>(</w:t>
+      </w:r>
+      <w:proofErr w:type="gramEnd"/>
+      <w:r>
+        <w:rPr>
+          <w:color w:val="000000"/>
+          <w:szCs w:val="28"/>
+          <w:lang w:val="en-US"/>
+        </w:rPr>
+        <w:t>x, eps=</w:t>
       </w:r>
       <w:r>
         <w:rPr>
@@ -3946,29 +5724,83 @@
           <w:szCs w:val="28"/>
           <w:lang w:val="en-US"/>
         </w:rPr>
-        <w:t>    x_new = x - f_dx(x)/f_ddx(x)</w:t>
-      </w:r>
-    </w:p>
-    <w:p>
-      <w:pPr>
-        <w:shd w:val="clear" w:color="auto" w:fill="FFFFFF"/>
-        <w:spacing w:line="330" w:lineRule="atLeast"/>
-        <w:ind w:firstLine="0"/>
-        <w:jc w:val="left"/>
-        <w:rPr>
-          <w:color w:val="000000"/>
-          <w:szCs w:val="28"/>
-          <w:lang w:val="en-US"/>
-        </w:rPr>
-      </w:pPr>
-      <w:r>
-        <w:rPr>
-          <w:color w:val="000000"/>
-          <w:szCs w:val="28"/>
-          <w:lang w:val="en-US"/>
-        </w:rPr>
         <w:t xml:space="preserve">    </w:t>
       </w:r>
+      <w:proofErr w:type="spellStart"/>
+      <w:r>
+        <w:rPr>
+          <w:color w:val="000000"/>
+          <w:szCs w:val="28"/>
+          <w:lang w:val="en-US"/>
+        </w:rPr>
+        <w:t>x_new</w:t>
+      </w:r>
+      <w:proofErr w:type="spellEnd"/>
+      <w:r>
+        <w:rPr>
+          <w:color w:val="000000"/>
+          <w:szCs w:val="28"/>
+          <w:lang w:val="en-US"/>
+        </w:rPr>
+        <w:t xml:space="preserve"> = x - </w:t>
+      </w:r>
+      <w:proofErr w:type="spellStart"/>
+      <w:r>
+        <w:rPr>
+          <w:color w:val="000000"/>
+          <w:szCs w:val="28"/>
+          <w:lang w:val="en-US"/>
+        </w:rPr>
+        <w:t>f_dx</w:t>
+      </w:r>
+      <w:proofErr w:type="spellEnd"/>
+      <w:r>
+        <w:rPr>
+          <w:color w:val="000000"/>
+          <w:szCs w:val="28"/>
+          <w:lang w:val="en-US"/>
+        </w:rPr>
+        <w:t>(x)/</w:t>
+      </w:r>
+      <w:proofErr w:type="spellStart"/>
+      <w:r>
+        <w:rPr>
+          <w:color w:val="000000"/>
+          <w:szCs w:val="28"/>
+          <w:lang w:val="en-US"/>
+        </w:rPr>
+        <w:t>f_ddx</w:t>
+      </w:r>
+      <w:proofErr w:type="spellEnd"/>
+      <w:r>
+        <w:rPr>
+          <w:color w:val="000000"/>
+          <w:szCs w:val="28"/>
+          <w:lang w:val="en-US"/>
+        </w:rPr>
+        <w:t>(x)</w:t>
+      </w:r>
+    </w:p>
+    <w:p>
+      <w:pPr>
+        <w:shd w:val="clear" w:color="auto" w:fill="FFFFFF"/>
+        <w:spacing w:line="330" w:lineRule="atLeast"/>
+        <w:ind w:firstLine="0"/>
+        <w:jc w:val="left"/>
+        <w:rPr>
+          <w:color w:val="000000"/>
+          <w:szCs w:val="28"/>
+          <w:lang w:val="en-US"/>
+        </w:rPr>
+      </w:pPr>
+      <w:r>
+        <w:rPr>
+          <w:color w:val="000000"/>
+          <w:szCs w:val="28"/>
+          <w:lang w:val="en-US"/>
+        </w:rPr>
+        <w:t xml:space="preserve">    </w:t>
+      </w:r>
       <w:r>
         <w:rPr>
           <w:color w:val="0000FF"/>
@@ -3983,49 +5815,131 @@
           <w:szCs w:val="28"/>
           <w:lang w:val="en-US"/>
         </w:rPr>
-        <w:t xml:space="preserve"> abs(x_new-x) &gt; eps:</w:t>
-      </w:r>
-    </w:p>
-    <w:p>
-      <w:pPr>
-        <w:shd w:val="clear" w:color="auto" w:fill="FFFFFF"/>
-        <w:spacing w:line="330" w:lineRule="atLeast"/>
-        <w:ind w:firstLine="0"/>
-        <w:jc w:val="left"/>
-        <w:rPr>
-          <w:color w:val="000000"/>
-          <w:szCs w:val="28"/>
-          <w:lang w:val="en-US"/>
-        </w:rPr>
-      </w:pPr>
-      <w:r>
-        <w:rPr>
-          <w:color w:val="000000"/>
-          <w:szCs w:val="28"/>
-          <w:lang w:val="en-US"/>
-        </w:rPr>
-        <w:t>        x = x_new</w:t>
-      </w:r>
-    </w:p>
-    <w:p>
-      <w:pPr>
-        <w:shd w:val="clear" w:color="auto" w:fill="FFFFFF"/>
-        <w:spacing w:line="330" w:lineRule="atLeast"/>
-        <w:ind w:firstLine="0"/>
-        <w:jc w:val="left"/>
-        <w:rPr>
-          <w:color w:val="000000"/>
-          <w:szCs w:val="28"/>
-          <w:lang w:val="en-US"/>
-        </w:rPr>
-      </w:pPr>
-      <w:r>
-        <w:rPr>
-          <w:color w:val="000000"/>
-          <w:szCs w:val="28"/>
-          <w:lang w:val="en-US"/>
-        </w:rPr>
-        <w:t>        x_new = x - f_dx(x)/f_ddx(x)</w:t>
+        <w:t xml:space="preserve"> abs(</w:t>
+      </w:r>
+      <w:proofErr w:type="spellStart"/>
+      <w:r>
+        <w:rPr>
+          <w:color w:val="000000"/>
+          <w:szCs w:val="28"/>
+          <w:lang w:val="en-US"/>
+        </w:rPr>
+        <w:t>x_new</w:t>
+      </w:r>
+      <w:proofErr w:type="spellEnd"/>
+      <w:r>
+        <w:rPr>
+          <w:color w:val="000000"/>
+          <w:szCs w:val="28"/>
+          <w:lang w:val="en-US"/>
+        </w:rPr>
+        <w:t>-x) &gt; eps:</w:t>
+      </w:r>
+    </w:p>
+    <w:p>
+      <w:pPr>
+        <w:shd w:val="clear" w:color="auto" w:fill="FFFFFF"/>
+        <w:spacing w:line="330" w:lineRule="atLeast"/>
+        <w:ind w:firstLine="0"/>
+        <w:jc w:val="left"/>
+        <w:rPr>
+          <w:color w:val="000000"/>
+          <w:szCs w:val="28"/>
+          <w:lang w:val="en-US"/>
+        </w:rPr>
+      </w:pPr>
+      <w:r>
+        <w:rPr>
+          <w:color w:val="000000"/>
+          <w:szCs w:val="28"/>
+          <w:lang w:val="en-US"/>
+        </w:rPr>
+        <w:t xml:space="preserve">        x = </w:t>
+      </w:r>
+      <w:proofErr w:type="spellStart"/>
+      <w:r>
+        <w:rPr>
+          <w:color w:val="000000"/>
+          <w:szCs w:val="28"/>
+          <w:lang w:val="en-US"/>
+        </w:rPr>
+        <w:t>x_new</w:t>
+      </w:r>
+      <w:proofErr w:type="spellEnd"/>
+    </w:p>
+    <w:p>
+      <w:pPr>
+        <w:shd w:val="clear" w:color="auto" w:fill="FFFFFF"/>
+        <w:spacing w:line="330" w:lineRule="atLeast"/>
+        <w:ind w:firstLine="0"/>
+        <w:jc w:val="left"/>
+        <w:rPr>
+          <w:color w:val="000000"/>
+          <w:szCs w:val="28"/>
+          <w:lang w:val="en-US"/>
+        </w:rPr>
+      </w:pPr>
+      <w:r>
+        <w:rPr>
+          <w:color w:val="000000"/>
+          <w:szCs w:val="28"/>
+          <w:lang w:val="en-US"/>
+        </w:rPr>
+        <w:t xml:space="preserve">        </w:t>
+      </w:r>
+      <w:proofErr w:type="spellStart"/>
+      <w:r>
+        <w:rPr>
+          <w:color w:val="000000"/>
+          <w:szCs w:val="28"/>
+          <w:lang w:val="en-US"/>
+        </w:rPr>
+        <w:t>x_new</w:t>
+      </w:r>
+      <w:proofErr w:type="spellEnd"/>
+      <w:r>
+        <w:rPr>
+          <w:color w:val="000000"/>
+          <w:szCs w:val="28"/>
+          <w:lang w:val="en-US"/>
+        </w:rPr>
+        <w:t xml:space="preserve"> = x - </w:t>
+      </w:r>
+      <w:proofErr w:type="spellStart"/>
+      <w:r>
+        <w:rPr>
+          <w:color w:val="000000"/>
+          <w:szCs w:val="28"/>
+          <w:lang w:val="en-US"/>
+        </w:rPr>
+        <w:t>f_dx</w:t>
+      </w:r>
+      <w:proofErr w:type="spellEnd"/>
+      <w:r>
+        <w:rPr>
+          <w:color w:val="000000"/>
+          <w:szCs w:val="28"/>
+          <w:lang w:val="en-US"/>
+        </w:rPr>
+        <w:t>(x)/</w:t>
+      </w:r>
+      <w:proofErr w:type="spellStart"/>
+      <w:r>
+        <w:rPr>
+          <w:color w:val="000000"/>
+          <w:szCs w:val="28"/>
+          <w:lang w:val="en-US"/>
+        </w:rPr>
+        <w:t>f_ddx</w:t>
+      </w:r>
+      <w:proofErr w:type="spellEnd"/>
+      <w:r>
+        <w:rPr>
+          <w:color w:val="000000"/>
+          <w:szCs w:val="28"/>
+          <w:lang w:val="en-US"/>
+        </w:rPr>
+        <w:t>(x)</w:t>
       </w:r>
     </w:p>
     <w:p>
@@ -4091,42 +6005,98 @@
           <w:szCs w:val="28"/>
           <w:lang w:val="en-US"/>
         </w:rPr>
-        <w:t xml:space="preserve"> x_new, count</w:t>
-      </w:r>
-    </w:p>
-    <w:p>
-      <w:pPr>
-        <w:shd w:val="clear" w:color="auto" w:fill="FFFFFF"/>
-        <w:spacing w:line="330" w:lineRule="atLeast"/>
-        <w:ind w:firstLine="0"/>
-        <w:jc w:val="left"/>
-        <w:rPr>
-          <w:color w:val="000000"/>
-          <w:szCs w:val="28"/>
-          <w:lang w:val="en-US"/>
-        </w:rPr>
-      </w:pPr>
-    </w:p>
-    <w:p>
-      <w:pPr>
-        <w:shd w:val="clear" w:color="auto" w:fill="FFFFFF"/>
-        <w:spacing w:line="330" w:lineRule="atLeast"/>
-        <w:ind w:firstLine="0"/>
-        <w:jc w:val="left"/>
-        <w:rPr>
-          <w:color w:val="000000"/>
-          <w:szCs w:val="28"/>
-          <w:lang w:val="en-US"/>
-        </w:rPr>
-      </w:pPr>
-      <w:r>
-        <w:rPr>
-          <w:color w:val="000000"/>
-          <w:szCs w:val="28"/>
-          <w:lang w:val="en-US"/>
-        </w:rPr>
-        <w:t>xmin, count = parabolic_method(</w:t>
-      </w:r>
+        <w:t xml:space="preserve"> </w:t>
+      </w:r>
+      <w:proofErr w:type="spellStart"/>
+      <w:r>
+        <w:rPr>
+          <w:color w:val="000000"/>
+          <w:szCs w:val="28"/>
+          <w:lang w:val="en-US"/>
+        </w:rPr>
+        <w:t>x_new</w:t>
+      </w:r>
+      <w:proofErr w:type="spellEnd"/>
+      <w:r>
+        <w:rPr>
+          <w:color w:val="000000"/>
+          <w:szCs w:val="28"/>
+          <w:lang w:val="en-US"/>
+        </w:rPr>
+        <w:t>, count</w:t>
+      </w:r>
+    </w:p>
+    <w:p>
+      <w:pPr>
+        <w:shd w:val="clear" w:color="auto" w:fill="FFFFFF"/>
+        <w:spacing w:line="330" w:lineRule="atLeast"/>
+        <w:ind w:firstLine="0"/>
+        <w:jc w:val="left"/>
+        <w:rPr>
+          <w:color w:val="000000"/>
+          <w:szCs w:val="28"/>
+          <w:lang w:val="en-US"/>
+        </w:rPr>
+      </w:pPr>
+    </w:p>
+    <w:p>
+      <w:pPr>
+        <w:shd w:val="clear" w:color="auto" w:fill="FFFFFF"/>
+        <w:spacing w:line="330" w:lineRule="atLeast"/>
+        <w:ind w:firstLine="0"/>
+        <w:jc w:val="left"/>
+        <w:rPr>
+          <w:color w:val="000000"/>
+          <w:szCs w:val="28"/>
+          <w:lang w:val="en-US"/>
+        </w:rPr>
+      </w:pPr>
+      <w:proofErr w:type="spellStart"/>
+      <w:r>
+        <w:rPr>
+          <w:color w:val="000000"/>
+          <w:szCs w:val="28"/>
+          <w:lang w:val="en-US"/>
+        </w:rPr>
+        <w:t>xmin</w:t>
+      </w:r>
+      <w:proofErr w:type="spellEnd"/>
+      <w:r>
+        <w:rPr>
+          <w:color w:val="000000"/>
+          <w:szCs w:val="28"/>
+          <w:lang w:val="en-US"/>
+        </w:rPr>
+        <w:t xml:space="preserve">, count = </w:t>
+      </w:r>
+      <w:proofErr w:type="spellStart"/>
+      <w:r>
+        <w:rPr>
+          <w:color w:val="000000"/>
+          <w:szCs w:val="28"/>
+          <w:lang w:val="en-US"/>
+        </w:rPr>
+        <w:t>parabolic_</w:t>
+      </w:r>
+      <w:proofErr w:type="gramStart"/>
+      <w:r>
+        <w:rPr>
+          <w:color w:val="000000"/>
+          <w:szCs w:val="28"/>
+          <w:lang w:val="en-US"/>
+        </w:rPr>
+        <w:t>method</w:t>
+      </w:r>
+      <w:proofErr w:type="spellEnd"/>
+      <w:r>
+        <w:rPr>
+          <w:color w:val="000000"/>
+          <w:szCs w:val="28"/>
+          <w:lang w:val="en-US"/>
+        </w:rPr>
+        <w:t>(</w:t>
+      </w:r>
+      <w:proofErr w:type="gramEnd"/>
       <w:r>
         <w:rPr>
           <w:color w:val="098658"/>
@@ -4169,6 +6139,7 @@
           <w:lang w:val="en-US"/>
         </w:rPr>
       </w:pPr>
+      <w:proofErr w:type="gramStart"/>
       <w:r>
         <w:rPr>
           <w:color w:val="000000"/>
@@ -4177,6 +6148,7 @@
         </w:rPr>
         <w:t>print(</w:t>
       </w:r>
+      <w:proofErr w:type="gramEnd"/>
       <w:r>
         <w:rPr>
           <w:color w:val="A31515"/>
@@ -4206,6 +6178,7 @@
           <w:lang w:val="en-US"/>
         </w:rPr>
       </w:pPr>
+      <w:proofErr w:type="gramStart"/>
       <w:r>
         <w:rPr>
           <w:color w:val="000000"/>
@@ -4214,6 +6187,7 @@
         </w:rPr>
         <w:t>print(</w:t>
       </w:r>
+      <w:proofErr w:type="gramEnd"/>
       <w:r>
         <w:rPr>
           <w:color w:val="A31515"/>
@@ -4281,6 +6255,7 @@
         </w:rPr>
         <w:t>print(</w:t>
       </w:r>
+      <w:proofErr w:type="spellStart"/>
       <w:r>
         <w:rPr>
           <w:color w:val="0000FF"/>
@@ -4295,7 +6270,16 @@
           <w:szCs w:val="28"/>
           <w:lang w:val="en-US"/>
         </w:rPr>
-        <w:t>'Xmin=</w:t>
+        <w:t>'Xmin</w:t>
+      </w:r>
+      <w:proofErr w:type="spellEnd"/>
+      <w:r>
+        <w:rPr>
+          <w:color w:val="A31515"/>
+          <w:szCs w:val="28"/>
+          <w:lang w:val="en-US"/>
+        </w:rPr>
+        <w:t>=</w:t>
       </w:r>
       <w:r>
         <w:rPr>
@@ -4327,15 +6311,51 @@
           <w:szCs w:val="28"/>
           <w:lang w:val="en-US"/>
         </w:rPr>
-        <w:t>, f(xmin)=</w:t>
-      </w:r>
-      <w:r>
-        <w:rPr>
-          <w:color w:val="000000"/>
-          <w:szCs w:val="28"/>
-          <w:lang w:val="en-US"/>
-        </w:rPr>
-        <w:t>{f(xmin)</w:t>
+        <w:t>, f(</w:t>
+      </w:r>
+      <w:proofErr w:type="spellStart"/>
+      <w:r>
+        <w:rPr>
+          <w:color w:val="A31515"/>
+          <w:szCs w:val="28"/>
+          <w:lang w:val="en-US"/>
+        </w:rPr>
+        <w:t>xmin</w:t>
+      </w:r>
+      <w:proofErr w:type="spellEnd"/>
+      <w:r>
+        <w:rPr>
+          <w:color w:val="A31515"/>
+          <w:szCs w:val="28"/>
+          <w:lang w:val="en-US"/>
+        </w:rPr>
+        <w:t>)=</w:t>
+      </w:r>
+      <w:r>
+        <w:rPr>
+          <w:color w:val="000000"/>
+          <w:szCs w:val="28"/>
+          <w:lang w:val="en-US"/>
+        </w:rPr>
+        <w:t>{f(</w:t>
+      </w:r>
+      <w:proofErr w:type="spellStart"/>
+      <w:r>
+        <w:rPr>
+          <w:color w:val="000000"/>
+          <w:szCs w:val="28"/>
+          <w:lang w:val="en-US"/>
+        </w:rPr>
+        <w:t>xmin</w:t>
+      </w:r>
+      <w:proofErr w:type="spellEnd"/>
+      <w:r>
+        <w:rPr>
+          <w:color w:val="000000"/>
+          <w:szCs w:val="28"/>
+          <w:lang w:val="en-US"/>
+        </w:rPr>
+        <w:t>)</w:t>
       </w:r>
       <w:r>
         <w:rPr>
@@ -4397,13 +6417,24 @@
           <w:szCs w:val="28"/>
         </w:rPr>
       </w:pPr>
-      <w:r>
-        <w:rPr>
-          <w:color w:val="000000"/>
-          <w:szCs w:val="28"/>
-        </w:rPr>
-        <w:t>print(</w:t>
-      </w:r>
+      <w:proofErr w:type="spellStart"/>
+      <w:proofErr w:type="gramStart"/>
+      <w:r>
+        <w:rPr>
+          <w:color w:val="000000"/>
+          <w:szCs w:val="28"/>
+        </w:rPr>
+        <w:t>print</w:t>
+      </w:r>
+      <w:proofErr w:type="spellEnd"/>
+      <w:r>
+        <w:rPr>
+          <w:color w:val="000000"/>
+          <w:szCs w:val="28"/>
+        </w:rPr>
+        <w:t>(</w:t>
+      </w:r>
+      <w:proofErr w:type="gramEnd"/>
       <w:r>
         <w:rPr>
           <w:color w:val="A31515"/>
@@ -4474,13 +6505,27 @@
           <w:szCs w:val="28"/>
         </w:rPr>
       </w:pPr>
-      <w:r>
+    </w:p>
+    <w:p>
+      <w:pPr>
+        <w:shd w:val="clear" w:color="auto" w:fill="FFFFFF"/>
+        <w:spacing w:line="330" w:lineRule="atLeast"/>
+        <w:ind w:firstLine="0"/>
+        <w:jc w:val="left"/>
         <w:rPr>
           <w:b/>
           <w:bCs/>
           <w:color w:val="000000"/>
           <w:szCs w:val="28"/>
         </w:rPr>
+      </w:pPr>
+      <w:r>
+        <w:rPr>
+          <w:b/>
+          <w:bCs/>
+          <w:color w:val="000000"/>
+          <w:szCs w:val="28"/>
+        </w:rPr>
         <w:lastRenderedPageBreak/>
         <w:t>Вывод программы:</w:t>
       </w:r>
@@ -4499,6 +6544,9 @@
     </w:p>
     <w:p>
       <w:r>
+        <w:rPr>
+          <w:noProof/>
+        </w:rPr>
         <w:drawing>
           <wp:inline distT="0" distB="0" distL="0" distR="0" wp14:anchorId="6C79B495" wp14:editId="14119AE3">
             <wp:extent cx="3372321" cy="762106"/>
@@ -4541,9 +6589,11 @@
       <w:pPr>
         <w:pStyle w:val="1"/>
       </w:pPr>
+      <w:bookmarkStart w:id="4" w:name="_Toc210122374"/>
       <w:r>
         <w:t>Заключение</w:t>
       </w:r>
+      <w:bookmarkEnd w:id="4"/>
     </w:p>
     <w:p>
       <w:r>
@@ -4557,10 +6607,13 @@
       <w:r>
         <w:t>1</w:t>
       </w:r>
-      <w:bookmarkStart w:id="1" w:name="_GoBack"/>
-      <w:bookmarkEnd w:id="1"/>
-      <w:r>
-        <w:t xml:space="preserve"> итераций для достижения заданной точности. Это объясняется тем, что данный метод относится к методам нулевого порядка и не использует информацию о производных функции. Однако его преимущество заключается в надежности и устойчивости работы.</w:t>
+      <w:r>
+        <w:t xml:space="preserve"> итераций для</w:t>
+      </w:r>
+      <w:bookmarkStart w:id="5" w:name="_GoBack"/>
+      <w:bookmarkEnd w:id="5"/>
+      <w:r>
+        <w:t xml:space="preserve"> достижения заданной точности. Это объясняется тем, что данный метод относится к методам нулевого порядка и не использует информацию о производных функции. Однако его преимущество заключается в надежности и устойчивости работы.</w:t>
       </w:r>
     </w:p>
     <w:p>
@@ -4590,7 +6643,7 @@
       <w:footerReference w:type="default" r:id="rId14"/>
       <w:pgSz w:w="11906" w:h="16838"/>
       <w:pgMar w:top="1134" w:right="850" w:bottom="1134" w:left="1701" w:header="708" w:footer="708" w:gutter="0"/>
-      <w:pgNumType w:start="3"/>
+      <w:pgNumType w:start="2"/>
       <w:cols w:space="708"/>
       <w:docGrid w:linePitch="360"/>
     </w:sectPr>
@@ -4646,13 +6699,12 @@
 <w:ftr xmlns:wpc="http://schemas.microsoft.com/office/word/2010/wordprocessingCanvas" xmlns:cx="http://schemas.microsoft.com/office/drawing/2014/chartex" xmlns:cx1="http://schemas.microsoft.com/office/drawing/2015/9/8/chartex" xmlns:cx2="http://schemas.microsoft.com/office/drawing/2015/10/21/chartex" xmlns:cx3="http://schemas.microsoft.com/office/drawing/2016/5/9/chartex" xmlns:cx4="http://schemas.microsoft.com/office/drawing/2016/5/10/chartex" xmlns:cx5="http://schemas.microsoft.com/office/drawing/2016/5/11/chartex" xmlns:cx6="http://schemas.microsoft.com/office/drawing/2016/5/12/chartex" xmlns:cx7="http://schemas.microsoft.com/office/drawing/2016/5/13/chartex" xmlns:cx8="http://schemas.microsoft.com/office/drawing/2016/5/14/chartex" xmlns:mc="http://schemas.openxmlformats.org/markup-compatibility/2006" xmlns:aink="http://schemas.microsoft.com/office/drawing/2016/ink" xmlns:am3d="http://schemas.microsoft.com/office/drawing/2017/model3d" xmlns:o="urn:schemas-microsoft-com:office:office" xmlns:r="http://schemas.openxmlformats.org/officeDocument/2006/relationships" xmlns:m="http://schemas.openxmlformats.org/officeDocument/2006/math" xmlns:v="urn:schemas-microsoft-com:vml" xmlns:wp14="http://schemas.microsoft.com/office/word/2010/wordprocessingDrawing" xmlns:wp="http://schemas.openxmlformats.org/drawingml/2006/wordprocessingDrawing" xmlns:w10="urn:schemas-microsoft-com:office:word" xmlns:w="http://schemas.openxmlformats.org/wordprocessingml/2006/main" xmlns:w14="http://schemas.microsoft.com/office/word/2010/wordml" xmlns:w15="http://schemas.microsoft.com/office/word/2012/wordml" xmlns:w16cid="http://schemas.microsoft.com/office/word/2016/wordml/cid" xmlns:w16se="http://schemas.microsoft.com/office/word/2015/wordml/symex" xmlns:wpg="http://schemas.microsoft.com/office/word/2010/wordprocessingGroup" xmlns:wpi="http://schemas.microsoft.com/office/word/2010/wordprocessingInk" xmlns:wne="http://schemas.microsoft.com/office/word/2006/wordml" xmlns:wps="http://schemas.microsoft.com/office/word/2010/wordprocessingShape" mc:Ignorable="w14 w15 w16se w16cid wp14">
   <w:sdt>
     <w:sdtPr>
-      <w:id w:val="-699161726"/>
+      <w:id w:val="736907799"/>
       <w:docPartObj>
         <w:docPartGallery w:val="Page Numbers (Bottom of Page)"/>
         <w:docPartUnique/>
       </w:docPartObj>
     </w:sdtPr>
-    <w:sdtEndPr/>
     <w:sdtContent>
       <w:p>
         <w:pPr>
@@ -7085,7 +9137,7 @@
 </file>
 
 <file path=customXml/itemProps1.xml><?xml version="1.0" encoding="utf-8"?>
-<ds:datastoreItem xmlns:ds="http://schemas.openxmlformats.org/officeDocument/2006/customXml" ds:itemID="{A40A9925-176F-4C72-967B-E98BF4892979}">
+<ds:datastoreItem xmlns:ds="http://schemas.openxmlformats.org/officeDocument/2006/customXml" ds:itemID="{1FCD0A00-AEDF-4430-B5EF-119CB24F172D}">
   <ds:schemaRefs>
     <ds:schemaRef ds:uri="http://schemas.openxmlformats.org/officeDocument/2006/bibliography"/>
   </ds:schemaRefs>
